--- a/report/專題製作週進度表_第04週_第1組.docx
+++ b/report/專題製作週進度表_第04週_第1組.docx
@@ -1,73 +1,72 @@
 
 <file path=word/document.xml><?xml version="1.0" encoding="utf-8"?>
-<w:document xmlns:wpc="http://schemas.microsoft.com/office/word/2010/wordprocessingCanvas" xmlns:cx="http://schemas.microsoft.com/office/drawing/2014/chartex" xmlns:cx1="http://schemas.microsoft.com/office/drawing/2015/9/8/chartex" xmlns:mc="http://schemas.openxmlformats.org/markup-compatibility/2006" xmlns:o="urn:schemas-microsoft-com:office:office" xmlns:r="http://schemas.openxmlformats.org/officeDocument/2006/relationships" xmlns:m="http://schemas.openxmlformats.org/officeDocument/2006/math" xmlns:v="urn:schemas-microsoft-com:vml" xmlns:wp14="http://schemas.microsoft.com/office/word/2010/wordprocessingDrawing" xmlns:wp="http://schemas.openxmlformats.org/drawingml/2006/wordprocessingDrawing" xmlns:w10="urn:schemas-microsoft-com:office:word" xmlns:w="http://schemas.openxmlformats.org/wordprocessingml/2006/main" xmlns:w14="http://schemas.microsoft.com/office/word/2010/wordml" xmlns:w15="http://schemas.microsoft.com/office/word/2012/wordml" xmlns:w16se="http://schemas.microsoft.com/office/word/2015/wordml/symex" xmlns:wpg="http://schemas.microsoft.com/office/word/2010/wordprocessingGroup" xmlns:wpi="http://schemas.microsoft.com/office/word/2010/wordprocessingInk" xmlns:wne="http://schemas.microsoft.com/office/word/2006/wordml" xmlns:wps="http://schemas.microsoft.com/office/word/2010/wordprocessingShape" mc:Ignorable="w14 w15 w16se wp14">
+<w:document xmlns:o="urn:schemas-microsoft-com:office:office" xmlns:r="http://schemas.openxmlformats.org/officeDocument/2006/relationships" xmlns:v="urn:schemas-microsoft-com:vml" xmlns:w="http://schemas.openxmlformats.org/wordprocessingml/2006/main" xmlns:w10="urn:schemas-microsoft-com:office:word" xmlns:wp="http://schemas.openxmlformats.org/drawingml/2006/wordprocessingDrawing" xmlns:pic="http://schemas.openxmlformats.org/drawingml/2006/picture" xmlns:wps="http://schemas.microsoft.com/office/word/2010/wordprocessingShape" xmlns:wpg="http://schemas.microsoft.com/office/word/2010/wordprocessingGroup" xmlns:mc="http://schemas.openxmlformats.org/markup-compatibility/2006" xmlns:wp14="http://schemas.microsoft.com/office/word/2010/wordprocessingDrawing" xmlns:w14="http://schemas.microsoft.com/office/word/2010/wordml" xmlns:w15="http://schemas.microsoft.com/office/word/2012/wordml" mc:Ignorable="w14 wp14 w15">
   <w:body>
     <w:p>
       <w:pPr>
-        <w:jc w:val="center"/>
+        <w:pStyle w:val="Title"/>
+        <w:spacing w:before="0" w:after="0"/>
         <w:rPr>
-          <w:rFonts w:ascii="Times New Roman" w:eastAsia="標楷體" w:hAnsi="Times New Roman" w:cs="Times New Roman"/>
-          <w:sz w:val="28"/>
-          <w:szCs w:val="28"/>
+          <w:sz w:val="32"/>
+          <w:szCs w:val="32"/>
         </w:rPr>
       </w:pPr>
       <w:r>
         <w:rPr>
-          <w:rFonts w:ascii="Times New Roman" w:eastAsia="標楷體" w:hAnsi="Times New Roman" w:cs="Times New Roman"/>
-          <w:sz w:val="28"/>
-          <w:szCs w:val="28"/>
+          <w:sz w:val="32"/>
+          <w:szCs w:val="32"/>
         </w:rPr>
         <w:t>專題製作週進度表</w:t>
       </w:r>
     </w:p>
     <w:p>
       <w:pPr>
+        <w:pStyle w:val="Normal"/>
         <w:rPr>
-          <w:rFonts w:ascii="Times New Roman" w:eastAsia="標楷體" w:hAnsi="Times New Roman" w:cs="Times New Roman"/>
-          <w:sz w:val="28"/>
-          <w:szCs w:val="28"/>
+          <w:b/>
+          <w:bCs/>
         </w:rPr>
       </w:pPr>
       <w:r>
         <w:rPr>
-          <w:rFonts w:ascii="Times New Roman" w:eastAsia="標楷體" w:hAnsi="Times New Roman" w:cs="Times New Roman" w:hint="eastAsia"/>
-          <w:sz w:val="28"/>
-          <w:szCs w:val="28"/>
+          <w:rFonts w:ascii="Times New Roman" w:hAnsi="Times New Roman" w:cs="Times New Roman" w:hint="eastAsia" w:eastAsia="標楷體"/>
+          <w:b/>
+          <w:bCs/>
+          <w:sz w:val="24"/>
+          <w:szCs w:val="24"/>
         </w:rPr>
         <w:t>組別：第</w:t>
       </w:r>
       <w:r>
         <w:rPr>
-          <w:rFonts w:ascii="Times New Roman" w:eastAsia="標楷體" w:hAnsi="Times New Roman" w:cs="Times New Roman" w:hint="eastAsia"/>
-          <w:sz w:val="28"/>
-          <w:szCs w:val="28"/>
-          <w:u w:val="single"/>
-        </w:rPr>
-        <w:t xml:space="preserve">  </w:t>
-      </w:r>
-      <w:r>
-        <w:rPr>
-          <w:rFonts w:ascii="Times New Roman" w:eastAsia="標楷體" w:hAnsi="Times New Roman" w:cs="Times New Roman" w:hint="eastAsia"/>
-          <w:sz w:val="28"/>
-          <w:szCs w:val="28"/>
-          <w:u w:val="single"/>
-        </w:rPr>
-        <w:t>01</w:t>
-      </w:r>
-      <w:r>
-        <w:rPr>
-          <w:rFonts w:ascii="Times New Roman" w:eastAsia="標楷體" w:hAnsi="Times New Roman" w:cs="Times New Roman" w:hint="eastAsia"/>
-          <w:sz w:val="28"/>
-          <w:szCs w:val="28"/>
+          <w:rFonts w:ascii="Times New Roman" w:hAnsi="Times New Roman" w:cs="Times New Roman" w:hint="eastAsia" w:eastAsia="標楷體"/>
+          <w:b/>
+          <w:bCs/>
+          <w:sz w:val="24"/>
+          <w:szCs w:val="24"/>
           <w:u w:val="single"/>
         </w:rPr>
         <w:t xml:space="preserve"> </w:t>
       </w:r>
       <w:r>
         <w:rPr>
-          <w:rFonts w:ascii="Times New Roman" w:eastAsia="標楷體" w:hAnsi="Times New Roman" w:cs="Times New Roman" w:hint="eastAsia"/>
-          <w:sz w:val="28"/>
-          <w:szCs w:val="28"/>
+          <w:rFonts w:eastAsia="標楷體" w:cs="Times New Roman" w:hint="eastAsia" w:ascii="Times New Roman" w:hAnsi="Times New Roman"/>
+          <w:b/>
+          <w:bCs/>
+          <w:sz w:val="24"/>
+          <w:szCs w:val="24"/>
+          <w:u w:val="single"/>
+          <w:lang w:eastAsia="zh-CN"/>
+        </w:rPr>
+        <w:t xml:space="preserve">01 </w:t>
+      </w:r>
+      <w:r>
+        <w:rPr>
+          <w:rFonts w:ascii="Times New Roman" w:hAnsi="Times New Roman" w:cs="Times New Roman" w:hint="eastAsia" w:eastAsia="標楷體"/>
+          <w:b/>
+          <w:bCs/>
+          <w:sz w:val="24"/>
+          <w:szCs w:val="24"/>
         </w:rPr>
         <w:t>組</w:t>
       </w:r>
@@ -75,45 +74,59 @@
     <w:tbl>
       <w:tblPr>
         <w:tblStyle w:val="a5"/>
-        <w:tblW w:w="0" w:type="auto"/>
-        <w:tblBorders>
-          <w:top w:val="single" w:sz="12" w:space="0" w:color="auto"/>
-          <w:left w:val="single" w:sz="12" w:space="0" w:color="auto"/>
-          <w:bottom w:val="single" w:sz="12" w:space="0" w:color="auto"/>
-          <w:right w:val="single" w:sz="12" w:space="0" w:color="auto"/>
-        </w:tblBorders>
-        <w:tblLook w:val="04A0" w:firstRow="1" w:lastRow="0" w:firstColumn="1" w:lastColumn="0" w:noHBand="0" w:noVBand="1"/>
+        <w:tblW w:w="8205" w:type="dxa"/>
+        <w:jc w:val="center"/>
+        <w:tblInd w:w="0" w:type="dxa"/>
+        <w:tblLayout w:type="fixed"/>
+        <w:tblCellMar>
+          <w:top w:w="0" w:type="dxa"/>
+          <w:left w:w="108" w:type="dxa"/>
+          <w:bottom w:w="0" w:type="dxa"/>
+          <w:right w:w="108" w:type="dxa"/>
+        </w:tblCellMar>
+        <w:tblLook w:noHBand="0" w:noVBand="1" w:firstColumn="1" w:lastRow="0" w:lastColumn="0" w:firstRow="1" w:val="04a0"/>
       </w:tblPr>
       <w:tblGrid>
-        <w:gridCol w:w="1511"/>
+        <w:gridCol w:w="1470"/>
         <w:gridCol w:w="2625"/>
-        <w:gridCol w:w="1443"/>
-        <w:gridCol w:w="2697"/>
+        <w:gridCol w:w="1440"/>
+        <w:gridCol w:w="2670"/>
       </w:tblGrid>
       <w:tr>
         <w:trPr>
-          <w:trHeight w:val="1361"/>
+          <w:trHeight w:val="1361" w:hRule="atLeast"/>
         </w:trPr>
         <w:tc>
           <w:tcPr>
-            <w:tcW w:w="1526" w:type="dxa"/>
+            <w:tcW w:w="1470" w:type="dxa"/>
+            <w:tcBorders>
+              <w:top w:val="single" w:sz="12" w:space="0" w:color="000000"/>
+              <w:left w:val="single" w:sz="12" w:space="0" w:color="000000"/>
+            </w:tcBorders>
             <w:vAlign w:val="center"/>
           </w:tcPr>
           <w:p>
             <w:pPr>
-              <w:snapToGrid w:val="0"/>
+              <w:pStyle w:val="Normal"/>
+              <w:suppressAutoHyphens w:val="true"/>
+              <w:snapToGrid w:val="false"/>
+              <w:spacing w:before="0" w:after="0"/>
               <w:jc w:val="center"/>
               <w:rPr>
-                <w:rFonts w:ascii="Times New Roman" w:eastAsia="標楷體" w:hAnsi="Times New Roman" w:cs="Times New Roman"/>
-                <w:sz w:val="28"/>
-                <w:szCs w:val="28"/>
-              </w:rPr>
-            </w:pPr>
-            <w:r>
-              <w:rPr>
-                <w:rFonts w:ascii="Times New Roman" w:eastAsia="標楷體" w:hAnsi="Times New Roman" w:cs="Times New Roman"/>
-                <w:sz w:val="28"/>
-                <w:szCs w:val="28"/>
+                <w:rFonts w:ascii="Calibri" w:hAnsi="Calibri" w:eastAsia="新細明體" w:cs=""/>
+                <w:kern w:val="2"/>
+                <w:sz w:val="24"/>
+                <w:szCs w:val="24"/>
+                <w:lang w:val="en-US" w:eastAsia="zh-TW" w:bidi="ar-SA"/>
+              </w:rPr>
+            </w:pPr>
+            <w:r>
+              <w:rPr>
+                <w:rFonts w:ascii="Times New Roman" w:hAnsi="Times New Roman" w:cs="Times New Roman" w:eastAsia="標楷體"/>
+                <w:kern w:val="2"/>
+                <w:sz w:val="24"/>
+                <w:szCs w:val="24"/>
+                <w:lang w:val="en-US" w:eastAsia="zh-TW" w:bidi="ar-SA"/>
               </w:rPr>
               <w:t>學生姓名</w:t>
             </w:r>
@@ -121,132 +134,201 @@
         </w:tc>
         <w:tc>
           <w:tcPr>
-            <w:tcW w:w="2655" w:type="dxa"/>
+            <w:tcW w:w="2625" w:type="dxa"/>
+            <w:tcBorders>
+              <w:top w:val="single" w:sz="12" w:space="0" w:color="000000"/>
+            </w:tcBorders>
             <w:vAlign w:val="center"/>
           </w:tcPr>
           <w:p>
             <w:pPr>
-              <w:snapToGrid w:val="0"/>
+              <w:pStyle w:val="Normal"/>
+              <w:suppressAutoHyphens w:val="true"/>
+              <w:snapToGrid w:val="false"/>
+              <w:spacing w:before="0" w:after="0"/>
               <w:jc w:val="center"/>
               <w:rPr>
-                <w:rFonts w:ascii="Times New Roman" w:eastAsia="標楷體" w:hAnsi="Times New Roman" w:cs="Times New Roman"/>
-                <w:sz w:val="28"/>
-                <w:szCs w:val="28"/>
-              </w:rPr>
-            </w:pPr>
-          </w:p>
-          <w:p>
-            <w:pPr>
-              <w:snapToGrid w:val="0"/>
+                <w:rFonts w:ascii="Times New Roman" w:hAnsi="Times New Roman" w:eastAsia="標楷體" w:cs="Times New Roman"/>
+                <w:kern w:val="2"/>
+                <w:sz w:val="24"/>
+                <w:szCs w:val="24"/>
+                <w:lang w:val="en-US" w:eastAsia="zh-TW" w:bidi="ar-SA"/>
+              </w:rPr>
+            </w:pPr>
+            <w:r>
+              <w:rPr>
+                <w:rFonts w:eastAsia="標楷體" w:cs="Times New Roman" w:ascii="Times New Roman" w:hAnsi="Times New Roman"/>
+                <w:kern w:val="2"/>
+                <w:sz w:val="24"/>
+                <w:szCs w:val="24"/>
+                <w:lang w:val="en-US" w:eastAsia="zh-TW" w:bidi="ar-SA"/>
+              </w:rPr>
+            </w:r>
+          </w:p>
+          <w:p>
+            <w:pPr>
+              <w:pStyle w:val="Normal"/>
+              <w:suppressAutoHyphens w:val="true"/>
+              <w:snapToGrid w:val="false"/>
+              <w:spacing w:before="0" w:after="0"/>
               <w:jc w:val="center"/>
               <w:rPr>
-                <w:rFonts w:ascii="Times New Roman" w:eastAsia="標楷體" w:hAnsi="Times New Roman" w:cs="Times New Roman"/>
-                <w:sz w:val="28"/>
-                <w:szCs w:val="28"/>
-              </w:rPr>
-            </w:pPr>
-            <w:r>
-              <w:rPr>
-                <w:rFonts w:ascii="Times New Roman" w:eastAsia="標楷體" w:hAnsi="Times New Roman" w:cs="Times New Roman" w:hint="eastAsia"/>
-                <w:sz w:val="28"/>
-                <w:szCs w:val="28"/>
+                <w:rFonts w:ascii="Calibri" w:hAnsi="Calibri" w:eastAsia="新細明體" w:cs=""/>
+                <w:kern w:val="2"/>
+                <w:sz w:val="24"/>
+                <w:szCs w:val="24"/>
+                <w:lang w:val="en-US" w:eastAsia="zh-TW" w:bidi="ar-SA"/>
+              </w:rPr>
+            </w:pPr>
+            <w:r>
+              <w:rPr>
+                <w:rFonts w:eastAsia="標楷體" w:cs="Times New Roman" w:hint="eastAsia" w:ascii="Times New Roman" w:hAnsi="Times New Roman"/>
+                <w:kern w:val="2"/>
+                <w:sz w:val="24"/>
+                <w:szCs w:val="24"/>
+                <w:lang w:val="en-US" w:eastAsia="zh-TW" w:bidi="ar-SA"/>
               </w:rPr>
               <w:t xml:space="preserve">03 </w:t>
             </w:r>
             <w:r>
               <w:rPr>
-                <w:rFonts w:ascii="Times New Roman" w:eastAsia="標楷體" w:hAnsi="Times New Roman" w:cs="Times New Roman" w:hint="eastAsia"/>
-                <w:sz w:val="28"/>
-                <w:szCs w:val="28"/>
+                <w:rFonts w:ascii="Times New Roman" w:hAnsi="Times New Roman" w:cs="Times New Roman" w:hint="eastAsia" w:eastAsia="標楷體"/>
+                <w:kern w:val="2"/>
+                <w:sz w:val="24"/>
+                <w:szCs w:val="24"/>
+                <w:lang w:val="en-US" w:eastAsia="zh-TW" w:bidi="ar-SA"/>
               </w:rPr>
               <w:t>賴婉方</w:t>
             </w:r>
           </w:p>
           <w:p>
             <w:pPr>
-              <w:snapToGrid w:val="0"/>
+              <w:pStyle w:val="Normal"/>
+              <w:suppressAutoHyphens w:val="true"/>
+              <w:snapToGrid w:val="false"/>
+              <w:spacing w:before="0" w:after="0"/>
               <w:jc w:val="center"/>
               <w:rPr>
-                <w:rFonts w:ascii="Times New Roman" w:eastAsia="標楷體" w:hAnsi="Times New Roman" w:cs="Times New Roman"/>
-                <w:sz w:val="28"/>
-                <w:szCs w:val="28"/>
-              </w:rPr>
-            </w:pPr>
-            <w:r>
-              <w:rPr>
-                <w:rFonts w:ascii="Times New Roman" w:eastAsia="標楷體" w:hAnsi="Times New Roman" w:cs="Times New Roman" w:hint="eastAsia"/>
-                <w:sz w:val="28"/>
-                <w:szCs w:val="28"/>
+                <w:rFonts w:ascii="Calibri" w:hAnsi="Calibri" w:eastAsia="新細明體" w:cs=""/>
+                <w:kern w:val="2"/>
+                <w:sz w:val="24"/>
+                <w:szCs w:val="24"/>
+                <w:lang w:val="en-US" w:eastAsia="zh-TW" w:bidi="ar-SA"/>
+              </w:rPr>
+            </w:pPr>
+            <w:r>
+              <w:rPr>
+                <w:rFonts w:eastAsia="標楷體" w:cs="Times New Roman" w:hint="eastAsia" w:ascii="Times New Roman" w:hAnsi="Times New Roman"/>
+                <w:kern w:val="2"/>
+                <w:sz w:val="24"/>
+                <w:szCs w:val="24"/>
+                <w:lang w:val="en-US" w:eastAsia="zh-TW" w:bidi="ar-SA"/>
               </w:rPr>
               <w:t xml:space="preserve">04 </w:t>
             </w:r>
             <w:r>
               <w:rPr>
-                <w:rFonts w:ascii="Times New Roman" w:eastAsia="標楷體" w:hAnsi="Times New Roman" w:cs="Times New Roman" w:hint="eastAsia"/>
-                <w:sz w:val="28"/>
-                <w:szCs w:val="28"/>
+                <w:rFonts w:ascii="Times New Roman" w:hAnsi="Times New Roman" w:cs="Times New Roman" w:hint="eastAsia" w:eastAsia="標楷體"/>
+                <w:kern w:val="2"/>
+                <w:sz w:val="24"/>
+                <w:szCs w:val="24"/>
+                <w:lang w:val="en-US" w:eastAsia="zh-TW" w:bidi="ar-SA"/>
               </w:rPr>
               <w:t>王翊承</w:t>
             </w:r>
           </w:p>
           <w:p>
             <w:pPr>
-              <w:snapToGrid w:val="0"/>
+              <w:pStyle w:val="Normal"/>
+              <w:suppressAutoHyphens w:val="true"/>
+              <w:snapToGrid w:val="false"/>
+              <w:spacing w:before="0" w:after="0"/>
               <w:jc w:val="center"/>
               <w:rPr>
-                <w:rFonts w:ascii="Times New Roman" w:eastAsia="標楷體" w:hAnsi="Times New Roman" w:cs="Times New Roman"/>
-                <w:sz w:val="28"/>
-                <w:szCs w:val="28"/>
-              </w:rPr>
-            </w:pPr>
-            <w:r>
-              <w:rPr>
-                <w:rFonts w:ascii="Times New Roman" w:eastAsia="標楷體" w:hAnsi="Times New Roman" w:cs="Times New Roman" w:hint="eastAsia"/>
-                <w:sz w:val="28"/>
-                <w:szCs w:val="28"/>
+                <w:rFonts w:ascii="Calibri" w:hAnsi="Calibri" w:eastAsia="新細明體" w:cs=""/>
+                <w:kern w:val="2"/>
+                <w:sz w:val="24"/>
+                <w:szCs w:val="24"/>
+                <w:lang w:val="en-US" w:eastAsia="zh-TW" w:bidi="ar-SA"/>
+              </w:rPr>
+            </w:pPr>
+            <w:r>
+              <w:rPr>
+                <w:rFonts w:eastAsia="標楷體" w:cs="Times New Roman" w:hint="eastAsia" w:ascii="Times New Roman" w:hAnsi="Times New Roman"/>
+                <w:kern w:val="2"/>
+                <w:sz w:val="24"/>
+                <w:szCs w:val="24"/>
+                <w:lang w:val="en-US" w:eastAsia="zh-TW" w:bidi="ar-SA"/>
               </w:rPr>
               <w:t xml:space="preserve">23 </w:t>
             </w:r>
             <w:r>
               <w:rPr>
-                <w:rFonts w:ascii="Times New Roman" w:eastAsia="標楷體" w:hAnsi="Times New Roman" w:cs="Times New Roman" w:hint="eastAsia"/>
-                <w:sz w:val="28"/>
-                <w:szCs w:val="28"/>
+                <w:rFonts w:ascii="Times New Roman" w:hAnsi="Times New Roman" w:cs="Times New Roman" w:hint="eastAsia" w:eastAsia="標楷體"/>
+                <w:kern w:val="2"/>
+                <w:sz w:val="24"/>
+                <w:szCs w:val="24"/>
+                <w:lang w:val="en-US" w:eastAsia="zh-TW" w:bidi="ar-SA"/>
               </w:rPr>
               <w:t>陳宣叡</w:t>
             </w:r>
           </w:p>
           <w:p>
             <w:pPr>
-              <w:snapToGrid w:val="0"/>
-              <w:rPr>
-                <w:rFonts w:ascii="Times New Roman" w:eastAsia="標楷體" w:hAnsi="Times New Roman" w:cs="Times New Roman" w:hint="eastAsia"/>
-                <w:sz w:val="28"/>
-                <w:szCs w:val="28"/>
-              </w:rPr>
-            </w:pPr>
+              <w:pStyle w:val="Normal"/>
+              <w:suppressAutoHyphens w:val="true"/>
+              <w:snapToGrid w:val="false"/>
+              <w:spacing w:before="0" w:after="0"/>
+              <w:jc w:val="left"/>
+              <w:rPr>
+                <w:rFonts w:ascii="Times New Roman" w:hAnsi="Times New Roman" w:eastAsia="標楷體" w:cs="Times New Roman" w:hint="eastAsia"/>
+                <w:kern w:val="2"/>
+                <w:sz w:val="24"/>
+                <w:szCs w:val="24"/>
+                <w:lang w:val="en-US" w:eastAsia="zh-TW" w:bidi="ar-SA"/>
+              </w:rPr>
+            </w:pPr>
+            <w:r>
+              <w:rPr>
+                <w:rFonts w:eastAsia="標楷體" w:cs="Times New Roman" w:hint="eastAsia" w:ascii="Times New Roman" w:hAnsi="Times New Roman"/>
+                <w:kern w:val="2"/>
+                <w:sz w:val="24"/>
+                <w:szCs w:val="24"/>
+                <w:lang w:val="en-US" w:eastAsia="zh-TW" w:bidi="ar-SA"/>
+              </w:rPr>
+            </w:r>
           </w:p>
         </w:tc>
         <w:tc>
           <w:tcPr>
-            <w:tcW w:w="1456" w:type="dxa"/>
+            <w:tcW w:w="1440" w:type="dxa"/>
+            <w:tcBorders>
+              <w:top w:val="single" w:sz="12" w:space="0" w:color="000000"/>
+            </w:tcBorders>
             <w:vAlign w:val="center"/>
           </w:tcPr>
           <w:p>
             <w:pPr>
-              <w:snapToGrid w:val="0"/>
+              <w:pStyle w:val="Normal"/>
+              <w:suppressAutoHyphens w:val="true"/>
+              <w:snapToGrid w:val="false"/>
+              <w:spacing w:before="0" w:after="0"/>
               <w:jc w:val="center"/>
               <w:rPr>
-                <w:rFonts w:ascii="Times New Roman" w:eastAsia="標楷體" w:hAnsi="Times New Roman" w:cs="Times New Roman"/>
-                <w:sz w:val="28"/>
-                <w:szCs w:val="28"/>
-              </w:rPr>
-            </w:pPr>
-            <w:r>
-              <w:rPr>
-                <w:rFonts w:ascii="Times New Roman" w:eastAsia="標楷體" w:hAnsi="Times New Roman" w:cs="Times New Roman"/>
-                <w:sz w:val="28"/>
-                <w:szCs w:val="28"/>
+                <w:rFonts w:ascii="Calibri" w:hAnsi="Calibri" w:eastAsia="新細明體" w:cs=""/>
+                <w:kern w:val="2"/>
+                <w:sz w:val="24"/>
+                <w:szCs w:val="24"/>
+                <w:lang w:val="en-US" w:eastAsia="zh-TW" w:bidi="ar-SA"/>
+              </w:rPr>
+            </w:pPr>
+            <w:r>
+              <w:rPr>
+                <w:rFonts w:ascii="Times New Roman" w:hAnsi="Times New Roman" w:cs="Times New Roman" w:eastAsia="標楷體"/>
+                <w:kern w:val="2"/>
+                <w:sz w:val="24"/>
+                <w:szCs w:val="24"/>
+                <w:lang w:val="en-US" w:eastAsia="zh-TW" w:bidi="ar-SA"/>
               </w:rPr>
               <w:t>專題名稱</w:t>
             </w:r>
@@ -254,24 +336,35 @@
         </w:tc>
         <w:tc>
           <w:tcPr>
-            <w:tcW w:w="2726" w:type="dxa"/>
+            <w:tcW w:w="2670" w:type="dxa"/>
+            <w:tcBorders>
+              <w:top w:val="single" w:sz="12" w:space="0" w:color="000000"/>
+              <w:right w:val="single" w:sz="12" w:space="0" w:color="000000"/>
+            </w:tcBorders>
             <w:vAlign w:val="center"/>
           </w:tcPr>
           <w:p>
             <w:pPr>
-              <w:snapToGrid w:val="0"/>
+              <w:pStyle w:val="Normal"/>
+              <w:suppressAutoHyphens w:val="true"/>
+              <w:snapToGrid w:val="false"/>
+              <w:spacing w:before="0" w:after="0"/>
               <w:jc w:val="center"/>
               <w:rPr>
-                <w:rFonts w:ascii="Times New Roman" w:eastAsia="標楷體" w:hAnsi="Times New Roman" w:cs="Times New Roman"/>
-                <w:sz w:val="28"/>
-                <w:szCs w:val="28"/>
-              </w:rPr>
-            </w:pPr>
-            <w:r>
-              <w:rPr>
-                <w:rFonts w:ascii="Times New Roman" w:eastAsia="標楷體" w:hAnsi="Times New Roman" w:cs="Times New Roman" w:hint="eastAsia"/>
-                <w:sz w:val="28"/>
-                <w:szCs w:val="28"/>
+                <w:rFonts w:ascii="Calibri" w:hAnsi="Calibri" w:eastAsia="新細明體" w:cs=""/>
+                <w:kern w:val="2"/>
+                <w:sz w:val="24"/>
+                <w:szCs w:val="24"/>
+                <w:lang w:val="en-US" w:eastAsia="zh-TW" w:bidi="ar-SA"/>
+              </w:rPr>
+            </w:pPr>
+            <w:r>
+              <w:rPr>
+                <w:rFonts w:ascii="Times New Roman" w:hAnsi="Times New Roman" w:cs="Times New Roman" w:hint="eastAsia" w:eastAsia="標楷體"/>
+                <w:kern w:val="2"/>
+                <w:sz w:val="24"/>
+                <w:szCs w:val="24"/>
+                <w:lang w:val="en-US" w:eastAsia="zh-TW" w:bidi="ar-SA"/>
               </w:rPr>
               <w:t>資訊理論分析模擬系統</w:t>
             </w:r>
@@ -280,69 +373,71 @@
       </w:tr>
       <w:tr>
         <w:trPr>
-          <w:trHeight w:val="680"/>
+          <w:trHeight w:val="680" w:hRule="atLeast"/>
         </w:trPr>
         <w:tc>
           <w:tcPr>
-            <w:tcW w:w="1526" w:type="dxa"/>
+            <w:tcW w:w="1470" w:type="dxa"/>
+            <w:tcBorders>
+              <w:left w:val="single" w:sz="12" w:space="0" w:color="000000"/>
+            </w:tcBorders>
             <w:vAlign w:val="center"/>
           </w:tcPr>
           <w:p>
             <w:pPr>
-              <w:snapToGrid w:val="0"/>
+              <w:pStyle w:val="Normal"/>
+              <w:suppressAutoHyphens w:val="true"/>
+              <w:snapToGrid w:val="false"/>
+              <w:spacing w:before="0" w:after="0"/>
               <w:jc w:val="center"/>
               <w:rPr>
-                <w:rFonts w:ascii="Times New Roman" w:eastAsia="標楷體" w:hAnsi="Times New Roman" w:cs="Times New Roman"/>
-                <w:sz w:val="28"/>
-                <w:szCs w:val="28"/>
-              </w:rPr>
-            </w:pPr>
-            <w:r>
-              <w:rPr>
-                <w:rFonts w:ascii="Times New Roman" w:eastAsia="標楷體" w:hAnsi="Times New Roman" w:cs="Times New Roman"/>
-                <w:sz w:val="28"/>
-                <w:szCs w:val="28"/>
-              </w:rPr>
-              <w:t>週</w:t>
-            </w:r>
-            <w:r>
-              <w:rPr>
-                <w:rFonts w:ascii="Times New Roman" w:eastAsia="標楷體" w:hAnsi="Times New Roman" w:cs="Times New Roman"/>
-                <w:sz w:val="28"/>
-                <w:szCs w:val="28"/>
-              </w:rPr>
-              <w:t xml:space="preserve">    </w:t>
-            </w:r>
-            <w:r>
-              <w:rPr>
-                <w:rFonts w:ascii="Times New Roman" w:eastAsia="標楷體" w:hAnsi="Times New Roman" w:cs="Times New Roman"/>
-                <w:sz w:val="28"/>
-                <w:szCs w:val="28"/>
-              </w:rPr>
-              <w:t>次</w:t>
+                <w:rFonts w:ascii="Calibri" w:hAnsi="Calibri" w:eastAsia="新細明體" w:cs=""/>
+                <w:kern w:val="2"/>
+                <w:sz w:val="24"/>
+                <w:szCs w:val="24"/>
+                <w:lang w:val="en-US" w:eastAsia="zh-TW" w:bidi="ar-SA"/>
+              </w:rPr>
+            </w:pPr>
+            <w:r>
+              <w:rPr>
+                <w:rFonts w:ascii="Times New Roman" w:hAnsi="Times New Roman" w:cs="Times New Roman" w:eastAsia="標楷體"/>
+                <w:kern w:val="2"/>
+                <w:sz w:val="24"/>
+                <w:szCs w:val="24"/>
+                <w:lang w:val="en-US" w:eastAsia="zh-TW" w:bidi="ar-SA"/>
+              </w:rPr>
+              <w:t>週    次</w:t>
             </w:r>
           </w:p>
         </w:tc>
         <w:tc>
           <w:tcPr>
-            <w:tcW w:w="2655" w:type="dxa"/>
+            <w:tcW w:w="2625" w:type="dxa"/>
+            <w:tcBorders/>
             <w:vAlign w:val="center"/>
           </w:tcPr>
           <w:p>
             <w:pPr>
-              <w:snapToGrid w:val="0"/>
+              <w:pStyle w:val="Normal"/>
+              <w:suppressAutoHyphens w:val="true"/>
+              <w:snapToGrid w:val="false"/>
+              <w:spacing w:before="0" w:after="0"/>
               <w:jc w:val="center"/>
               <w:rPr>
-                <w:rFonts w:ascii="Times New Roman" w:eastAsia="標楷體" w:hAnsi="Times New Roman" w:cs="Times New Roman"/>
-                <w:sz w:val="28"/>
-                <w:szCs w:val="28"/>
-              </w:rPr>
-            </w:pPr>
-            <w:r>
-              <w:rPr>
-                <w:rFonts w:ascii="Times New Roman" w:eastAsia="標楷體" w:hAnsi="Times New Roman" w:cs="Times New Roman" w:hint="eastAsia"/>
-                <w:sz w:val="28"/>
-                <w:szCs w:val="28"/>
+                <w:rFonts w:ascii="Calibri" w:hAnsi="Calibri" w:eastAsia="新細明體" w:cs=""/>
+                <w:kern w:val="2"/>
+                <w:sz w:val="24"/>
+                <w:szCs w:val="24"/>
+                <w:lang w:val="en-US" w:eastAsia="zh-TW" w:bidi="ar-SA"/>
+              </w:rPr>
+            </w:pPr>
+            <w:r>
+              <w:rPr>
+                <w:rFonts w:eastAsia="標楷體" w:cs="Times New Roman" w:hint="eastAsia" w:ascii="Times New Roman" w:hAnsi="Times New Roman"/>
+                <w:kern w:val="2"/>
+                <w:sz w:val="24"/>
+                <w:szCs w:val="24"/>
+                <w:lang w:val="en-US" w:eastAsia="zh-TW" w:bidi="ar-SA"/>
               </w:rPr>
               <w:t>4</w:t>
             </w:r>
@@ -350,24 +445,32 @@
         </w:tc>
         <w:tc>
           <w:tcPr>
-            <w:tcW w:w="1456" w:type="dxa"/>
+            <w:tcW w:w="1440" w:type="dxa"/>
+            <w:tcBorders/>
             <w:vAlign w:val="center"/>
           </w:tcPr>
           <w:p>
             <w:pPr>
-              <w:snapToGrid w:val="0"/>
+              <w:pStyle w:val="Normal"/>
+              <w:suppressAutoHyphens w:val="true"/>
+              <w:snapToGrid w:val="false"/>
+              <w:spacing w:before="0" w:after="0"/>
               <w:jc w:val="center"/>
               <w:rPr>
-                <w:rFonts w:ascii="Times New Roman" w:eastAsia="標楷體" w:hAnsi="Times New Roman" w:cs="Times New Roman"/>
-                <w:sz w:val="28"/>
-                <w:szCs w:val="28"/>
-              </w:rPr>
-            </w:pPr>
-            <w:r>
-              <w:rPr>
-                <w:rFonts w:ascii="Times New Roman" w:eastAsia="標楷體" w:hAnsi="Times New Roman" w:cs="Times New Roman"/>
-                <w:sz w:val="28"/>
-                <w:szCs w:val="28"/>
+                <w:rFonts w:ascii="Calibri" w:hAnsi="Calibri" w:eastAsia="新細明體" w:cs=""/>
+                <w:kern w:val="2"/>
+                <w:sz w:val="24"/>
+                <w:szCs w:val="24"/>
+                <w:lang w:val="en-US" w:eastAsia="zh-TW" w:bidi="ar-SA"/>
+              </w:rPr>
+            </w:pPr>
+            <w:r>
+              <w:rPr>
+                <w:rFonts w:ascii="Times New Roman" w:hAnsi="Times New Roman" w:cs="Times New Roman" w:eastAsia="標楷體"/>
+                <w:kern w:val="2"/>
+                <w:sz w:val="24"/>
+                <w:szCs w:val="24"/>
+                <w:lang w:val="en-US" w:eastAsia="zh-TW" w:bidi="ar-SA"/>
               </w:rPr>
               <w:t>討論日期</w:t>
             </w:r>
@@ -375,80 +478,84 @@
         </w:tc>
         <w:tc>
           <w:tcPr>
-            <w:tcW w:w="2726" w:type="dxa"/>
+            <w:tcW w:w="2670" w:type="dxa"/>
+            <w:tcBorders>
+              <w:right w:val="single" w:sz="12" w:space="0" w:color="000000"/>
+            </w:tcBorders>
             <w:vAlign w:val="center"/>
           </w:tcPr>
           <w:p>
             <w:pPr>
-              <w:snapToGrid w:val="0"/>
+              <w:pStyle w:val="Normal"/>
+              <w:suppressAutoHyphens w:val="true"/>
+              <w:snapToGrid w:val="false"/>
+              <w:spacing w:before="0" w:after="0"/>
               <w:jc w:val="center"/>
               <w:rPr>
-                <w:rFonts w:ascii="Times New Roman" w:eastAsia="標楷體" w:hAnsi="Times New Roman" w:cs="Times New Roman"/>
-                <w:sz w:val="28"/>
-                <w:szCs w:val="28"/>
-              </w:rPr>
-            </w:pPr>
-            <w:r>
-              <w:rPr>
-                <w:rFonts w:ascii="Times New Roman" w:eastAsia="標楷體" w:hAnsi="Times New Roman" w:cs="Times New Roman" w:hint="eastAsia"/>
-                <w:sz w:val="28"/>
-                <w:szCs w:val="28"/>
-              </w:rPr>
-              <w:t>11</w:t>
-            </w:r>
-            <w:r>
-              <w:rPr>
-                <w:rFonts w:ascii="Times New Roman" w:eastAsia="標楷體" w:hAnsi="Times New Roman" w:cs="Times New Roman" w:hint="eastAsia"/>
-                <w:sz w:val="28"/>
-                <w:szCs w:val="28"/>
-              </w:rPr>
-              <w:t>5</w:t>
-            </w:r>
-            <w:r>
-              <w:rPr>
-                <w:rFonts w:ascii="Times New Roman" w:eastAsia="標楷體" w:hAnsi="Times New Roman" w:cs="Times New Roman" w:hint="eastAsia"/>
-                <w:sz w:val="28"/>
-                <w:szCs w:val="28"/>
+                <w:rFonts w:ascii="Calibri" w:hAnsi="Calibri" w:eastAsia="新細明體" w:cs=""/>
+                <w:kern w:val="2"/>
+                <w:sz w:val="24"/>
+                <w:szCs w:val="24"/>
+                <w:lang w:val="en-US" w:eastAsia="zh-TW" w:bidi="ar-SA"/>
+              </w:rPr>
+            </w:pPr>
+            <w:r>
+              <w:rPr>
+                <w:rFonts w:eastAsia="標楷體" w:cs="Times New Roman" w:hint="eastAsia" w:ascii="Times New Roman" w:hAnsi="Times New Roman"/>
+                <w:kern w:val="2"/>
+                <w:sz w:val="24"/>
+                <w:szCs w:val="24"/>
+                <w:lang w:val="en-US" w:eastAsia="zh-TW" w:bidi="ar-SA"/>
+              </w:rPr>
+              <w:t>115</w:t>
+            </w:r>
+            <w:r>
+              <w:rPr>
+                <w:rFonts w:ascii="Times New Roman" w:hAnsi="Times New Roman" w:cs="Times New Roman" w:hint="eastAsia" w:eastAsia="標楷體"/>
+                <w:kern w:val="2"/>
+                <w:sz w:val="24"/>
+                <w:szCs w:val="24"/>
+                <w:lang w:val="en-US" w:eastAsia="zh-TW" w:bidi="ar-SA"/>
               </w:rPr>
               <w:t>年</w:t>
             </w:r>
             <w:r>
               <w:rPr>
-                <w:rFonts w:ascii="Times New Roman" w:eastAsia="標楷體" w:hAnsi="Times New Roman" w:cs="Times New Roman" w:hint="eastAsia"/>
-                <w:sz w:val="28"/>
-                <w:szCs w:val="28"/>
+                <w:rFonts w:eastAsia="標楷體" w:cs="Times New Roman" w:hint="eastAsia" w:ascii="Times New Roman" w:hAnsi="Times New Roman"/>
+                <w:kern w:val="2"/>
+                <w:sz w:val="24"/>
+                <w:szCs w:val="24"/>
+                <w:lang w:val="en-US" w:eastAsia="zh-TW" w:bidi="ar-SA"/>
               </w:rPr>
               <w:t>09</w:t>
             </w:r>
             <w:r>
               <w:rPr>
-                <w:rFonts w:ascii="Times New Roman" w:eastAsia="標楷體" w:hAnsi="Times New Roman" w:cs="Times New Roman" w:hint="eastAsia"/>
-                <w:sz w:val="28"/>
-                <w:szCs w:val="28"/>
+                <w:rFonts w:ascii="Times New Roman" w:hAnsi="Times New Roman" w:cs="Times New Roman" w:hint="eastAsia" w:eastAsia="標楷體"/>
+                <w:kern w:val="2"/>
+                <w:sz w:val="24"/>
+                <w:szCs w:val="24"/>
+                <w:lang w:val="en-US" w:eastAsia="zh-TW" w:bidi="ar-SA"/>
               </w:rPr>
               <w:t>月</w:t>
             </w:r>
             <w:r>
               <w:rPr>
-                <w:rFonts w:ascii="Times New Roman" w:eastAsia="標楷體" w:hAnsi="Times New Roman" w:cs="Times New Roman" w:hint="eastAsia"/>
-                <w:sz w:val="28"/>
-                <w:szCs w:val="28"/>
-              </w:rPr>
-              <w:t>2</w:t>
-            </w:r>
-            <w:r>
-              <w:rPr>
-                <w:rFonts w:ascii="Times New Roman" w:eastAsia="標楷體" w:hAnsi="Times New Roman" w:cs="Times New Roman" w:hint="eastAsia"/>
-                <w:sz w:val="28"/>
-                <w:szCs w:val="28"/>
-              </w:rPr>
-              <w:t>3</w:t>
-            </w:r>
-            <w:r>
-              <w:rPr>
-                <w:rFonts w:ascii="Times New Roman" w:eastAsia="標楷體" w:hAnsi="Times New Roman" w:cs="Times New Roman" w:hint="eastAsia"/>
-                <w:sz w:val="28"/>
-                <w:szCs w:val="28"/>
+                <w:rFonts w:eastAsia="標楷體" w:cs="Times New Roman" w:hint="eastAsia" w:ascii="Times New Roman" w:hAnsi="Times New Roman"/>
+                <w:kern w:val="2"/>
+                <w:sz w:val="24"/>
+                <w:szCs w:val="24"/>
+                <w:lang w:val="en-US" w:eastAsia="zh-TW" w:bidi="ar-SA"/>
+              </w:rPr>
+              <w:t>23</w:t>
+            </w:r>
+            <w:r>
+              <w:rPr>
+                <w:rFonts w:ascii="Times New Roman" w:hAnsi="Times New Roman" w:cs="Times New Roman" w:hint="eastAsia" w:eastAsia="標楷體"/>
+                <w:kern w:val="2"/>
+                <w:sz w:val="24"/>
+                <w:szCs w:val="24"/>
+                <w:lang w:val="en-US" w:eastAsia="zh-TW" w:bidi="ar-SA"/>
               </w:rPr>
               <w:t>日</w:t>
             </w:r>
@@ -457,28 +564,38 @@
       </w:tr>
       <w:tr>
         <w:trPr>
-          <w:trHeight w:val="680"/>
+          <w:trHeight w:val="680" w:hRule="atLeast"/>
         </w:trPr>
         <w:tc>
           <w:tcPr>
-            <w:tcW w:w="1526" w:type="dxa"/>
+            <w:tcW w:w="1470" w:type="dxa"/>
+            <w:tcBorders>
+              <w:left w:val="single" w:sz="12" w:space="0" w:color="000000"/>
+            </w:tcBorders>
             <w:vAlign w:val="center"/>
           </w:tcPr>
           <w:p>
             <w:pPr>
-              <w:snapToGrid w:val="0"/>
+              <w:pStyle w:val="Normal"/>
+              <w:suppressAutoHyphens w:val="true"/>
+              <w:snapToGrid w:val="false"/>
+              <w:spacing w:before="0" w:after="0"/>
               <w:jc w:val="center"/>
               <w:rPr>
-                <w:rFonts w:ascii="Times New Roman" w:eastAsia="標楷體" w:hAnsi="Times New Roman" w:cs="Times New Roman"/>
-                <w:sz w:val="28"/>
-                <w:szCs w:val="28"/>
-              </w:rPr>
-            </w:pPr>
-            <w:r>
-              <w:rPr>
-                <w:rFonts w:ascii="Times New Roman" w:eastAsia="標楷體" w:hAnsi="Times New Roman" w:cs="Times New Roman"/>
-                <w:sz w:val="28"/>
-                <w:szCs w:val="28"/>
+                <w:rFonts w:ascii="Calibri" w:hAnsi="Calibri" w:eastAsia="新細明體" w:cs=""/>
+                <w:kern w:val="2"/>
+                <w:sz w:val="24"/>
+                <w:szCs w:val="24"/>
+                <w:lang w:val="en-US" w:eastAsia="zh-TW" w:bidi="ar-SA"/>
+              </w:rPr>
+            </w:pPr>
+            <w:r>
+              <w:rPr>
+                <w:rFonts w:ascii="Times New Roman" w:hAnsi="Times New Roman" w:cs="Times New Roman" w:eastAsia="標楷體"/>
+                <w:kern w:val="2"/>
+                <w:sz w:val="24"/>
+                <w:szCs w:val="24"/>
+                <w:lang w:val="en-US" w:eastAsia="zh-TW" w:bidi="ar-SA"/>
               </w:rPr>
               <w:t>預定進度</w:t>
             </w:r>
@@ -486,54 +603,145 @@
         </w:tc>
         <w:tc>
           <w:tcPr>
-            <w:tcW w:w="6837" w:type="dxa"/>
+            <w:tcW w:w="6735" w:type="dxa"/>
             <w:gridSpan w:val="3"/>
+            <w:tcBorders>
+              <w:right w:val="single" w:sz="12" w:space="0" w:color="000000"/>
+            </w:tcBorders>
             <w:vAlign w:val="center"/>
           </w:tcPr>
           <w:p>
             <w:pPr>
-              <w:snapToGrid w:val="0"/>
-              <w:rPr>
-                <w:rFonts w:ascii="Times New Roman" w:eastAsia="標楷體" w:hAnsi="Times New Roman" w:cs="Times New Roman"/>
-                <w:sz w:val="28"/>
-                <w:szCs w:val="28"/>
-              </w:rPr>
-            </w:pPr>
-            <w:r>
-              <w:rPr>
-                <w:rFonts w:ascii="Times New Roman" w:eastAsia="標楷體" w:hAnsi="Times New Roman" w:cs="Times New Roman" w:hint="eastAsia"/>
-                <w:sz w:val="28"/>
-                <w:szCs w:val="28"/>
-              </w:rPr>
-              <w:t>做完第三個模組、做困難版手冊</w:t>
+              <w:pStyle w:val="Normal"/>
+              <w:suppressAutoHyphens w:val="true"/>
+              <w:snapToGrid w:val="false"/>
+              <w:spacing w:before="0" w:after="0"/>
+              <w:jc w:val="left"/>
+              <w:rPr>
+                <w:rFonts w:ascii="Calibri" w:hAnsi="Calibri" w:eastAsia="新細明體" w:cs=""/>
+                <w:kern w:val="2"/>
+                <w:sz w:val="24"/>
+                <w:szCs w:val="24"/>
+                <w:lang w:val="en-US" w:eastAsia="zh-TW" w:bidi="ar-SA"/>
+              </w:rPr>
+            </w:pPr>
+            <w:r>
+              <w:rPr>
+                <w:rFonts w:ascii="Times New Roman" w:hAnsi="Times New Roman" w:cs="Times New Roman" w:hint="eastAsia" w:eastAsia="標楷體"/>
+                <w:kern w:val="2"/>
+                <w:sz w:val="24"/>
+                <w:szCs w:val="24"/>
+                <w:lang w:val="en-US" w:eastAsia="zh-CN" w:bidi="ar-SA"/>
+              </w:rPr>
+              <w:t>頻率調變</w:t>
+            </w:r>
+            <w:r>
+              <w:rPr>
+                <w:rFonts w:ascii="Times New Roman" w:hAnsi="Times New Roman" w:cs="Times New Roman" w:hint="eastAsia" w:eastAsia="標楷體"/>
+                <w:kern w:val="2"/>
+                <w:sz w:val="24"/>
+                <w:szCs w:val="24"/>
+                <w:lang w:val="en-US" w:eastAsia="zh-TW" w:bidi="ar-SA"/>
+              </w:rPr>
+              <w:t>模組</w:t>
+            </w:r>
+            <w:r>
+              <w:rPr>
+                <w:rFonts w:ascii="Times New Roman" w:hAnsi="Times New Roman" w:cs="Times New Roman" w:hint="eastAsia" w:eastAsia="標楷體"/>
+                <w:kern w:val="2"/>
+                <w:sz w:val="24"/>
+                <w:szCs w:val="24"/>
+                <w:lang w:val="en-US" w:eastAsia="zh-CN" w:bidi="ar-SA"/>
+              </w:rPr>
+              <w:t>麵包板測試</w:t>
+            </w:r>
+            <w:r>
+              <w:rPr>
+                <w:rFonts w:ascii="Times New Roman" w:hAnsi="Times New Roman" w:cs="Times New Roman" w:hint="eastAsia" w:eastAsia="標楷體"/>
+                <w:kern w:val="2"/>
+                <w:sz w:val="24"/>
+                <w:szCs w:val="24"/>
+                <w:lang w:val="en-US" w:eastAsia="zh-TW" w:bidi="ar-SA"/>
+              </w:rPr>
+              <w:t>；</w:t>
+            </w:r>
+            <w:r>
+              <w:rPr>
+                <w:rFonts w:ascii="Times New Roman" w:hAnsi="Times New Roman" w:cs="Times New Roman" w:hint="eastAsia" w:eastAsia="標楷體"/>
+                <w:kern w:val="2"/>
+                <w:sz w:val="24"/>
+                <w:szCs w:val="24"/>
+                <w:lang w:val="en-US" w:eastAsia="zh-CN" w:bidi="ar-SA"/>
+              </w:rPr>
+              <w:t>整合已完成的模組</w:t>
+            </w:r>
+            <w:r>
+              <w:rPr>
+                <w:rFonts w:ascii="Times New Roman" w:hAnsi="Times New Roman" w:cs="Times New Roman" w:hint="eastAsia" w:eastAsia="標楷體"/>
+                <w:kern w:val="2"/>
+                <w:sz w:val="24"/>
+                <w:szCs w:val="24"/>
+                <w:lang w:val="en-US" w:eastAsia="zh-TW" w:bidi="ar-SA"/>
+              </w:rPr>
+              <w:t>；</w:t>
+            </w:r>
+            <w:r>
+              <w:rPr>
+                <w:rFonts w:ascii="Times New Roman" w:hAnsi="Times New Roman" w:cs="Times New Roman" w:hint="eastAsia" w:eastAsia="標楷體"/>
+                <w:kern w:val="2"/>
+                <w:sz w:val="24"/>
+                <w:szCs w:val="24"/>
+                <w:lang w:val="en-US" w:eastAsia="zh-CN" w:bidi="ar-SA"/>
+              </w:rPr>
+              <w:t>撰寫使用</w:t>
+            </w:r>
+            <w:r>
+              <w:rPr>
+                <w:rFonts w:ascii="Times New Roman" w:hAnsi="Times New Roman" w:cs="Times New Roman" w:hint="eastAsia" w:eastAsia="標楷體"/>
+                <w:kern w:val="2"/>
+                <w:sz w:val="24"/>
+                <w:szCs w:val="24"/>
+                <w:lang w:val="en-US" w:eastAsia="zh-TW" w:bidi="ar-SA"/>
+              </w:rPr>
+              <w:t>手冊</w:t>
             </w:r>
           </w:p>
         </w:tc>
       </w:tr>
       <w:tr>
         <w:trPr>
-          <w:trHeight w:val="1593"/>
+          <w:trHeight w:val="2265" w:hRule="atLeast"/>
         </w:trPr>
         <w:tc>
           <w:tcPr>
-            <w:tcW w:w="1526" w:type="dxa"/>
+            <w:tcW w:w="1470" w:type="dxa"/>
+            <w:tcBorders>
+              <w:left w:val="single" w:sz="12" w:space="0" w:color="000000"/>
+            </w:tcBorders>
             <w:vAlign w:val="center"/>
           </w:tcPr>
           <w:p>
             <w:pPr>
-              <w:snapToGrid w:val="0"/>
+              <w:pStyle w:val="Normal"/>
+              <w:suppressAutoHyphens w:val="true"/>
+              <w:snapToGrid w:val="false"/>
+              <w:spacing w:before="0" w:after="0"/>
               <w:jc w:val="center"/>
               <w:rPr>
-                <w:rFonts w:ascii="Times New Roman" w:eastAsia="標楷體" w:hAnsi="Times New Roman" w:cs="Times New Roman"/>
-                <w:sz w:val="28"/>
-                <w:szCs w:val="28"/>
-              </w:rPr>
-            </w:pPr>
-            <w:r>
-              <w:rPr>
-                <w:rFonts w:ascii="Times New Roman" w:eastAsia="標楷體" w:hAnsi="Times New Roman" w:cs="Times New Roman"/>
-                <w:sz w:val="28"/>
-                <w:szCs w:val="28"/>
+                <w:rFonts w:ascii="Calibri" w:hAnsi="Calibri" w:eastAsia="新細明體" w:cs=""/>
+                <w:kern w:val="2"/>
+                <w:sz w:val="24"/>
+                <w:szCs w:val="24"/>
+                <w:lang w:val="en-US" w:eastAsia="zh-TW" w:bidi="ar-SA"/>
+              </w:rPr>
+            </w:pPr>
+            <w:r>
+              <w:rPr>
+                <w:rFonts w:ascii="Times New Roman" w:hAnsi="Times New Roman" w:cs="Times New Roman" w:eastAsia="標楷體"/>
+                <w:kern w:val="2"/>
+                <w:sz w:val="24"/>
+                <w:szCs w:val="24"/>
+                <w:lang w:val="en-US" w:eastAsia="zh-TW" w:bidi="ar-SA"/>
               </w:rPr>
               <w:t>實際描述</w:t>
             </w:r>
@@ -541,76 +749,92 @@
         </w:tc>
         <w:tc>
           <w:tcPr>
-            <w:tcW w:w="6837" w:type="dxa"/>
+            <w:tcW w:w="6735" w:type="dxa"/>
             <w:gridSpan w:val="3"/>
+            <w:tcBorders>
+              <w:right w:val="single" w:sz="12" w:space="0" w:color="000000"/>
+            </w:tcBorders>
+            <w:vAlign w:val="center"/>
           </w:tcPr>
           <w:p>
             <w:pPr>
+              <w:pStyle w:val="Normal"/>
+              <w:suppressAutoHyphens w:val="true"/>
+              <w:spacing w:lineRule="exact" w:line="340" w:before="0" w:after="0"/>
               <w:jc w:val="both"/>
               <w:rPr>
-                <w:rFonts w:ascii="Times New Roman" w:eastAsia="標楷體" w:hAnsi="Times New Roman" w:cs="Times New Roman"/>
-                <w:sz w:val="28"/>
-                <w:szCs w:val="28"/>
-              </w:rPr>
-            </w:pPr>
-          </w:p>
-          <w:p>
-            <w:pPr>
-              <w:jc w:val="both"/>
-              <w:rPr>
-                <w:rFonts w:ascii="Times New Roman" w:eastAsia="標楷體" w:hAnsi="Times New Roman" w:cs="Times New Roman"/>
-                <w:sz w:val="28"/>
-                <w:szCs w:val="28"/>
-              </w:rPr>
-            </w:pPr>
-          </w:p>
-          <w:p>
-            <w:pPr>
-              <w:jc w:val="both"/>
-              <w:rPr>
-                <w:rFonts w:ascii="Times New Roman" w:eastAsia="標楷體" w:hAnsi="Times New Roman" w:cs="Times New Roman"/>
-                <w:sz w:val="28"/>
-                <w:szCs w:val="28"/>
-              </w:rPr>
-            </w:pPr>
-          </w:p>
-          <w:p>
-            <w:pPr>
-              <w:jc w:val="both"/>
-              <w:rPr>
-                <w:rFonts w:ascii="Times New Roman" w:eastAsia="標楷體" w:hAnsi="Times New Roman" w:cs="Times New Roman"/>
-                <w:sz w:val="28"/>
-                <w:szCs w:val="28"/>
-              </w:rPr>
-            </w:pPr>
+                <w:lang w:val="en-US" w:eastAsia="zh-CN" w:bidi="ar-SA"/>
+              </w:rPr>
+            </w:pPr>
+            <w:r>
+              <w:rPr>
+                <w:lang w:val="en-US" w:eastAsia="zh-CN" w:bidi="ar-SA"/>
+              </w:rPr>
+              <w:t>先前完成的兩個模組是用兩個分開的單晶片驅動，這周將兩個模組的程式整合</w:t>
+            </w:r>
+            <w:r>
+              <w:rPr>
+                <w:lang w:val="en-US" w:eastAsia="zh-TW" w:bidi="ar-SA"/>
+              </w:rPr>
+              <w:t>、</w:t>
+            </w:r>
+            <w:r>
+              <w:rPr>
+                <w:lang w:val="en-US" w:eastAsia="zh-CN" w:bidi="ar-SA"/>
+              </w:rPr>
+              <w:t xml:space="preserve">電路串接，使兩個模組用同一個單晶片驅動。頻率調變模組的麵包板測試已完成，但因為電路和整合所需的程式較複雜，因此會先擱置。使用手冊在經過實際 </w:t>
+            </w:r>
+            <w:r>
+              <w:rPr>
+                <w:sz w:val="24"/>
+                <w:lang w:val="en-US" w:eastAsia="zh-CN" w:bidi="ar-SA"/>
+              </w:rPr>
+              <w:t xml:space="preserve">playtest </w:t>
+            </w:r>
+            <w:r>
+              <w:rPr>
+                <w:lang w:val="en-US" w:eastAsia="zh-CN" w:bidi="ar-SA"/>
+              </w:rPr>
+              <w:t>後發現使用者常會無法理解手冊表達的意思，因此更改了許多的描述。</w:t>
+            </w:r>
           </w:p>
         </w:tc>
       </w:tr>
       <w:tr>
         <w:trPr>
-          <w:trHeight w:val="680"/>
+          <w:trHeight w:val="680" w:hRule="atLeast"/>
         </w:trPr>
         <w:tc>
           <w:tcPr>
-            <w:tcW w:w="4181" w:type="dxa"/>
+            <w:tcW w:w="4095" w:type="dxa"/>
             <w:gridSpan w:val="2"/>
+            <w:tcBorders>
+              <w:left w:val="single" w:sz="12" w:space="0" w:color="000000"/>
+            </w:tcBorders>
             <w:vAlign w:val="center"/>
           </w:tcPr>
           <w:p>
             <w:pPr>
-              <w:snapToGrid w:val="0"/>
+              <w:pStyle w:val="Normal"/>
+              <w:suppressAutoHyphens w:val="true"/>
+              <w:snapToGrid w:val="false"/>
+              <w:spacing w:before="0" w:after="0"/>
               <w:jc w:val="center"/>
               <w:rPr>
-                <w:rFonts w:ascii="Times New Roman" w:eastAsia="標楷體" w:hAnsi="Times New Roman" w:cs="Times New Roman"/>
-                <w:sz w:val="28"/>
-                <w:szCs w:val="28"/>
-              </w:rPr>
-            </w:pPr>
-            <w:r>
-              <w:rPr>
-                <w:rFonts w:ascii="Times New Roman" w:eastAsia="標楷體" w:hAnsi="Times New Roman" w:cs="Times New Roman"/>
-                <w:sz w:val="28"/>
-                <w:szCs w:val="28"/>
+                <w:rFonts w:ascii="Calibri" w:hAnsi="Calibri" w:eastAsia="新細明體" w:cs=""/>
+                <w:kern w:val="2"/>
+                <w:sz w:val="24"/>
+                <w:szCs w:val="24"/>
+                <w:lang w:val="en-US" w:eastAsia="zh-TW" w:bidi="ar-SA"/>
+              </w:rPr>
+            </w:pPr>
+            <w:r>
+              <w:rPr>
+                <w:rFonts w:ascii="Times New Roman" w:hAnsi="Times New Roman" w:cs="Times New Roman" w:eastAsia="標楷體"/>
+                <w:kern w:val="2"/>
+                <w:sz w:val="24"/>
+                <w:szCs w:val="24"/>
+                <w:lang w:val="en-US" w:eastAsia="zh-TW" w:bidi="ar-SA"/>
               </w:rPr>
               <w:t>遭遇問題</w:t>
             </w:r>
@@ -618,25 +842,35 @@
         </w:tc>
         <w:tc>
           <w:tcPr>
-            <w:tcW w:w="4182" w:type="dxa"/>
+            <w:tcW w:w="4110" w:type="dxa"/>
             <w:gridSpan w:val="2"/>
+            <w:tcBorders>
+              <w:right w:val="single" w:sz="12" w:space="0" w:color="000000"/>
+            </w:tcBorders>
             <w:vAlign w:val="center"/>
           </w:tcPr>
           <w:p>
             <w:pPr>
-              <w:snapToGrid w:val="0"/>
+              <w:pStyle w:val="Normal"/>
+              <w:suppressAutoHyphens w:val="true"/>
+              <w:snapToGrid w:val="false"/>
+              <w:spacing w:before="0" w:after="0"/>
               <w:jc w:val="center"/>
               <w:rPr>
-                <w:rFonts w:ascii="Times New Roman" w:eastAsia="標楷體" w:hAnsi="Times New Roman" w:cs="Times New Roman"/>
-                <w:sz w:val="28"/>
-                <w:szCs w:val="28"/>
-              </w:rPr>
-            </w:pPr>
-            <w:r>
-              <w:rPr>
-                <w:rFonts w:ascii="Times New Roman" w:eastAsia="標楷體" w:hAnsi="Times New Roman" w:cs="Times New Roman"/>
-                <w:sz w:val="28"/>
-                <w:szCs w:val="28"/>
+                <w:rFonts w:ascii="Calibri" w:hAnsi="Calibri" w:eastAsia="新細明體" w:cs=""/>
+                <w:kern w:val="2"/>
+                <w:sz w:val="24"/>
+                <w:szCs w:val="24"/>
+                <w:lang w:val="en-US" w:eastAsia="zh-TW" w:bidi="ar-SA"/>
+              </w:rPr>
+            </w:pPr>
+            <w:r>
+              <w:rPr>
+                <w:rFonts w:ascii="Times New Roman" w:hAnsi="Times New Roman" w:cs="Times New Roman" w:eastAsia="標楷體"/>
+                <w:kern w:val="2"/>
+                <w:sz w:val="24"/>
+                <w:szCs w:val="24"/>
+                <w:lang w:val="en-US" w:eastAsia="zh-TW" w:bidi="ar-SA"/>
               </w:rPr>
               <w:t>解決對策</w:t>
             </w:r>
@@ -645,372 +879,458 @@
       </w:tr>
       <w:tr>
         <w:trPr>
-          <w:trHeight w:val="624"/>
+          <w:trHeight w:val="624" w:hRule="atLeast"/>
         </w:trPr>
         <w:tc>
           <w:tcPr>
-            <w:tcW w:w="4181" w:type="dxa"/>
+            <w:tcW w:w="4095" w:type="dxa"/>
             <w:gridSpan w:val="2"/>
+            <w:tcBorders>
+              <w:left w:val="single" w:sz="12" w:space="0" w:color="000000"/>
+            </w:tcBorders>
             <w:vAlign w:val="center"/>
           </w:tcPr>
           <w:p>
             <w:pPr>
-              <w:snapToGrid w:val="0"/>
+              <w:pStyle w:val="Normal"/>
+              <w:suppressAutoHyphens w:val="true"/>
+              <w:snapToGrid w:val="false"/>
+              <w:spacing w:before="0" w:after="0"/>
               <w:jc w:val="both"/>
               <w:rPr>
-                <w:rFonts w:ascii="Times New Roman" w:eastAsia="標楷體" w:hAnsi="Times New Roman" w:cs="Times New Roman"/>
-                <w:sz w:val="28"/>
-                <w:szCs w:val="28"/>
-              </w:rPr>
-            </w:pPr>
-            <w:r>
-              <w:rPr>
-                <w:rFonts w:ascii="Times New Roman" w:eastAsia="標楷體" w:hAnsi="Times New Roman" w:cs="Times New Roman"/>
-                <w:sz w:val="28"/>
-                <w:szCs w:val="28"/>
-              </w:rPr>
-              <w:t>1.</w:t>
-            </w:r>
-            <w:r>
-              <w:rPr>
-                <w:rFonts w:ascii="Times New Roman" w:eastAsia="標楷體" w:hAnsi="Times New Roman" w:cs="Times New Roman" w:hint="eastAsia"/>
-                <w:sz w:val="28"/>
-                <w:szCs w:val="28"/>
-              </w:rPr>
-              <w:t>目前做好的模組串不起來</w:t>
+                <w:rFonts w:ascii="Calibri" w:hAnsi="Calibri" w:eastAsia="新細明體" w:cs=""/>
+                <w:kern w:val="2"/>
+                <w:sz w:val="24"/>
+                <w:szCs w:val="24"/>
+                <w:lang w:val="en-US" w:eastAsia="zh-TW" w:bidi="ar-SA"/>
+              </w:rPr>
+            </w:pPr>
+            <w:r>
+              <w:rPr>
+                <w:rFonts w:eastAsia="標楷體" w:cs="Times New Roman" w:ascii="Times New Roman" w:hAnsi="Times New Roman"/>
+                <w:kern w:val="2"/>
+                <w:sz w:val="24"/>
+                <w:szCs w:val="24"/>
+                <w:lang w:val="en-US" w:eastAsia="zh-TW" w:bidi="ar-SA"/>
+              </w:rPr>
+              <w:t xml:space="preserve">1. </w:t>
+            </w:r>
+            <w:r>
+              <w:rPr>
+                <w:rFonts w:ascii="Times New Roman" w:hAnsi="Times New Roman" w:cs="Times New Roman" w:hint="eastAsia" w:eastAsia="標楷體"/>
+                <w:kern w:val="2"/>
+                <w:sz w:val="24"/>
+                <w:szCs w:val="24"/>
+                <w:lang w:val="en-US" w:eastAsia="zh-TW" w:bidi="ar-SA"/>
+              </w:rPr>
+              <w:t>目前</w:t>
+            </w:r>
+            <w:r>
+              <w:rPr>
+                <w:rFonts w:ascii="Times New Roman" w:hAnsi="Times New Roman" w:cs="Times New Roman" w:hint="eastAsia" w:eastAsia="標楷體"/>
+                <w:kern w:val="2"/>
+                <w:sz w:val="24"/>
+                <w:szCs w:val="24"/>
+                <w:lang w:val="en-US" w:eastAsia="zh-CN" w:bidi="ar-SA"/>
+              </w:rPr>
+              <w:t>完成</w:t>
+            </w:r>
+            <w:r>
+              <w:rPr>
+                <w:rFonts w:ascii="Times New Roman" w:hAnsi="Times New Roman" w:cs="Times New Roman" w:hint="eastAsia" w:eastAsia="標楷體"/>
+                <w:kern w:val="2"/>
+                <w:sz w:val="24"/>
+                <w:szCs w:val="24"/>
+                <w:lang w:val="en-US" w:eastAsia="zh-TW" w:bidi="ar-SA"/>
+              </w:rPr>
+              <w:t>的模組</w:t>
+            </w:r>
+            <w:r>
+              <w:rPr>
+                <w:rFonts w:ascii="Times New Roman" w:hAnsi="Times New Roman" w:cs="Times New Roman" w:hint="eastAsia" w:eastAsia="標楷體"/>
+                <w:kern w:val="2"/>
+                <w:sz w:val="24"/>
+                <w:szCs w:val="24"/>
+                <w:lang w:val="en-US" w:eastAsia="zh-CN" w:bidi="ar-SA"/>
+              </w:rPr>
+              <w:t>整合後功能受損</w:t>
             </w:r>
           </w:p>
         </w:tc>
         <w:tc>
           <w:tcPr>
-            <w:tcW w:w="4182" w:type="dxa"/>
+            <w:tcW w:w="4110" w:type="dxa"/>
             <w:gridSpan w:val="2"/>
+            <w:tcBorders>
+              <w:right w:val="single" w:sz="12" w:space="0" w:color="000000"/>
+            </w:tcBorders>
             <w:vAlign w:val="center"/>
           </w:tcPr>
           <w:p>
             <w:pPr>
-              <w:snapToGrid w:val="0"/>
+              <w:pStyle w:val="Normal"/>
+              <w:suppressAutoHyphens w:val="true"/>
+              <w:snapToGrid w:val="false"/>
+              <w:spacing w:before="0" w:after="0"/>
               <w:jc w:val="both"/>
               <w:rPr>
-                <w:rFonts w:ascii="Times New Roman" w:eastAsia="標楷體" w:hAnsi="Times New Roman" w:cs="Times New Roman"/>
-                <w:sz w:val="28"/>
-                <w:szCs w:val="28"/>
-              </w:rPr>
-            </w:pPr>
-            <w:r>
-              <w:rPr>
-                <w:rFonts w:ascii="Times New Roman" w:eastAsia="標楷體" w:hAnsi="Times New Roman" w:cs="Times New Roman" w:hint="eastAsia"/>
-                <w:sz w:val="28"/>
-                <w:szCs w:val="28"/>
+                <w:rFonts w:ascii="Calibri" w:hAnsi="Calibri" w:eastAsia="新細明體" w:cs=""/>
+                <w:kern w:val="2"/>
+                <w:sz w:val="24"/>
+                <w:szCs w:val="24"/>
+                <w:lang w:val="en-US" w:eastAsia="zh-TW" w:bidi="ar-SA"/>
+              </w:rPr>
+            </w:pPr>
+            <w:r>
+              <w:rPr>
+                <w:rFonts w:ascii="Times New Roman" w:hAnsi="Times New Roman" w:cs="Times New Roman" w:hint="eastAsia" w:eastAsia="標楷體"/>
+                <w:kern w:val="2"/>
+                <w:sz w:val="24"/>
+                <w:szCs w:val="24"/>
+                <w:lang w:val="en-US" w:eastAsia="zh-TW" w:bidi="ar-SA"/>
               </w:rPr>
               <w:t>重新檢查程式</w:t>
+            </w:r>
+            <w:r>
+              <w:rPr>
+                <w:rFonts w:ascii="Times New Roman" w:hAnsi="Times New Roman" w:cs="Times New Roman" w:hint="eastAsia" w:eastAsia="標楷體"/>
+                <w:kern w:val="2"/>
+                <w:sz w:val="24"/>
+                <w:szCs w:val="24"/>
+                <w:lang w:val="en-US" w:eastAsia="zh-CN" w:bidi="ar-SA"/>
+              </w:rPr>
+              <w:t>及電路</w:t>
             </w:r>
           </w:p>
         </w:tc>
       </w:tr>
       <w:tr>
         <w:trPr>
-          <w:trHeight w:val="624"/>
+          <w:trHeight w:val="624" w:hRule="atLeast"/>
         </w:trPr>
         <w:tc>
           <w:tcPr>
-            <w:tcW w:w="4181" w:type="dxa"/>
+            <w:tcW w:w="4095" w:type="dxa"/>
             <w:gridSpan w:val="2"/>
+            <w:tcBorders>
+              <w:left w:val="single" w:sz="12" w:space="0" w:color="000000"/>
+            </w:tcBorders>
             <w:vAlign w:val="center"/>
           </w:tcPr>
           <w:p>
             <w:pPr>
-              <w:snapToGrid w:val="0"/>
+              <w:pStyle w:val="Normal"/>
+              <w:suppressAutoHyphens w:val="true"/>
+              <w:snapToGrid w:val="false"/>
+              <w:spacing w:before="0" w:after="0"/>
               <w:jc w:val="both"/>
               <w:rPr>
-                <w:rFonts w:ascii="Times New Roman" w:eastAsia="標楷體" w:hAnsi="Times New Roman" w:cs="Times New Roman"/>
-                <w:sz w:val="28"/>
-                <w:szCs w:val="28"/>
-              </w:rPr>
-            </w:pPr>
-            <w:r>
-              <w:rPr>
-                <w:rFonts w:ascii="Times New Roman" w:eastAsia="標楷體" w:hAnsi="Times New Roman" w:cs="Times New Roman"/>
-                <w:sz w:val="28"/>
-                <w:szCs w:val="28"/>
-              </w:rPr>
-              <w:t>2.</w:t>
-            </w:r>
-            <w:r>
-              <w:rPr>
-                <w:rFonts w:ascii="Times New Roman" w:eastAsia="標楷體" w:hAnsi="Times New Roman" w:cs="Times New Roman" w:hint="eastAsia"/>
-                <w:sz w:val="28"/>
-                <w:szCs w:val="28"/>
+                <w:rFonts w:ascii="Calibri" w:hAnsi="Calibri" w:eastAsia="新細明體" w:cs=""/>
+                <w:kern w:val="2"/>
+                <w:sz w:val="24"/>
+                <w:szCs w:val="24"/>
+                <w:lang w:val="en-US" w:eastAsia="zh-TW" w:bidi="ar-SA"/>
+              </w:rPr>
+            </w:pPr>
+            <w:r>
+              <w:rPr>
+                <w:rFonts w:eastAsia="標楷體" w:cs="Times New Roman" w:ascii="Times New Roman" w:hAnsi="Times New Roman"/>
+                <w:kern w:val="2"/>
+                <w:sz w:val="24"/>
+                <w:szCs w:val="24"/>
+                <w:lang w:val="en-US" w:eastAsia="zh-TW" w:bidi="ar-SA"/>
+              </w:rPr>
+              <w:t xml:space="preserve">2. </w:t>
+            </w:r>
+            <w:r>
+              <w:rPr>
+                <w:rFonts w:ascii="Times New Roman" w:hAnsi="Times New Roman" w:cs="Times New Roman" w:eastAsia="標楷體"/>
+                <w:kern w:val="2"/>
+                <w:sz w:val="24"/>
+                <w:szCs w:val="24"/>
+                <w:lang w:val="en-US" w:eastAsia="zh-CN" w:bidi="ar-SA"/>
+              </w:rPr>
+              <w:t>頻率調變</w:t>
+            </w:r>
+            <w:r>
+              <w:rPr>
+                <w:rFonts w:ascii="Times New Roman" w:hAnsi="Times New Roman" w:cs="Times New Roman" w:hint="eastAsia" w:eastAsia="標楷體"/>
+                <w:kern w:val="2"/>
+                <w:sz w:val="24"/>
+                <w:szCs w:val="24"/>
+                <w:lang w:val="en-US" w:eastAsia="zh-TW" w:bidi="ar-SA"/>
               </w:rPr>
               <w:t>模組</w:t>
             </w:r>
             <w:r>
               <w:rPr>
-                <w:rFonts w:ascii="Times New Roman" w:eastAsia="標楷體" w:hAnsi="Times New Roman" w:cs="Times New Roman" w:hint="eastAsia"/>
-                <w:sz w:val="28"/>
-                <w:szCs w:val="28"/>
-              </w:rPr>
-              <w:t>3</w:t>
-            </w:r>
-            <w:r>
-              <w:rPr>
-                <w:rFonts w:ascii="Times New Roman" w:eastAsia="標楷體" w:hAnsi="Times New Roman" w:cs="Times New Roman" w:hint="eastAsia"/>
-                <w:sz w:val="28"/>
-                <w:szCs w:val="28"/>
-              </w:rPr>
-              <w:t>不穩定</w:t>
+                <w:rFonts w:ascii="Times New Roman" w:hAnsi="Times New Roman" w:cs="Times New Roman" w:hint="eastAsia" w:eastAsia="標楷體"/>
+                <w:kern w:val="2"/>
+                <w:sz w:val="24"/>
+                <w:szCs w:val="24"/>
+                <w:lang w:val="en-US" w:eastAsia="zh-CN" w:bidi="ar-SA"/>
+              </w:rPr>
+              <w:t>整合困難</w:t>
             </w:r>
           </w:p>
         </w:tc>
         <w:tc>
           <w:tcPr>
-            <w:tcW w:w="4182" w:type="dxa"/>
+            <w:tcW w:w="4110" w:type="dxa"/>
             <w:gridSpan w:val="2"/>
+            <w:tcBorders>
+              <w:right w:val="single" w:sz="12" w:space="0" w:color="000000"/>
+            </w:tcBorders>
             <w:vAlign w:val="center"/>
           </w:tcPr>
           <w:p>
             <w:pPr>
-              <w:snapToGrid w:val="0"/>
+              <w:pStyle w:val="Normal"/>
+              <w:suppressAutoHyphens w:val="true"/>
+              <w:snapToGrid w:val="false"/>
+              <w:spacing w:before="0" w:after="0"/>
               <w:jc w:val="both"/>
               <w:rPr>
-                <w:rFonts w:ascii="Times New Roman" w:eastAsia="標楷體" w:hAnsi="Times New Roman" w:cs="Times New Roman"/>
-                <w:sz w:val="28"/>
-                <w:szCs w:val="28"/>
-              </w:rPr>
-            </w:pPr>
+                <w:rFonts w:ascii="Times New Roman" w:hAnsi="Times New Roman" w:eastAsia="標楷體" w:cs="Times New Roman"/>
+                <w:kern w:val="2"/>
+                <w:sz w:val="24"/>
+                <w:szCs w:val="24"/>
+                <w:lang w:val="en-US" w:eastAsia="zh-CN" w:bidi="ar-SA"/>
+              </w:rPr>
+            </w:pPr>
+            <w:r>
+              <w:rPr>
+                <w:rFonts w:ascii="Times New Roman" w:hAnsi="Times New Roman" w:cs="Times New Roman" w:eastAsia="標楷體"/>
+                <w:kern w:val="2"/>
+                <w:sz w:val="24"/>
+                <w:szCs w:val="24"/>
+                <w:lang w:val="en-US" w:eastAsia="zh-CN" w:bidi="ar-SA"/>
+              </w:rPr>
+              <w:t>重新梳理整合邏輯</w:t>
+            </w:r>
           </w:p>
         </w:tc>
       </w:tr>
       <w:tr>
         <w:trPr>
-          <w:trHeight w:val="624"/>
+          <w:trHeight w:val="624" w:hRule="atLeast"/>
         </w:trPr>
         <w:tc>
           <w:tcPr>
-            <w:tcW w:w="4181" w:type="dxa"/>
+            <w:tcW w:w="4095" w:type="dxa"/>
             <w:gridSpan w:val="2"/>
+            <w:tcBorders>
+              <w:top w:val="nil"/>
+              <w:left w:val="single" w:sz="12" w:space="0" w:color="000000"/>
+            </w:tcBorders>
             <w:vAlign w:val="center"/>
           </w:tcPr>
           <w:p>
             <w:pPr>
-              <w:snapToGrid w:val="0"/>
+              <w:pStyle w:val="Normal"/>
+              <w:suppressAutoHyphens w:val="true"/>
+              <w:snapToGrid w:val="false"/>
+              <w:spacing w:before="0" w:after="0"/>
               <w:jc w:val="both"/>
               <w:rPr>
-                <w:rFonts w:ascii="Times New Roman" w:eastAsia="標楷體" w:hAnsi="Times New Roman" w:cs="Times New Roman"/>
-                <w:sz w:val="28"/>
-                <w:szCs w:val="28"/>
-              </w:rPr>
-            </w:pPr>
-            <w:r>
-              <w:rPr>
-                <w:rFonts w:ascii="Times New Roman" w:eastAsia="標楷體" w:hAnsi="Times New Roman" w:cs="Times New Roman"/>
-                <w:sz w:val="28"/>
-                <w:szCs w:val="28"/>
-              </w:rPr>
-              <w:t>3.</w:t>
-            </w:r>
-            <w:bookmarkStart w:id="0" w:name="_GoBack"/>
-            <w:bookmarkEnd w:id="0"/>
+                <w:rFonts w:ascii="Calibri" w:hAnsi="Calibri" w:eastAsia="新細明體" w:cs=""/>
+                <w:kern w:val="2"/>
+                <w:sz w:val="24"/>
+                <w:szCs w:val="24"/>
+                <w:lang w:val="en-US" w:eastAsia="zh-CN" w:bidi="ar-SA"/>
+              </w:rPr>
+            </w:pPr>
+            <w:r>
+              <w:rPr>
+                <w:rFonts w:eastAsia="新細明體" w:cs=""/>
+                <w:kern w:val="2"/>
+                <w:sz w:val="24"/>
+                <w:szCs w:val="24"/>
+                <w:lang w:val="en-US" w:eastAsia="zh-CN" w:bidi="ar-SA"/>
+              </w:rPr>
+              <w:t xml:space="preserve">3. </w:t>
+            </w:r>
+            <w:r>
+              <w:rPr>
+                <w:rFonts w:ascii="Calibri" w:hAnsi="Calibri" w:cs=""/>
+                <w:kern w:val="2"/>
+                <w:sz w:val="24"/>
+                <w:szCs w:val="24"/>
+                <w:lang w:val="en-US" w:eastAsia="zh-CN" w:bidi="ar-SA"/>
+              </w:rPr>
+              <w:t>玩家理解手冊困難</w:t>
+            </w:r>
           </w:p>
         </w:tc>
         <w:tc>
           <w:tcPr>
-            <w:tcW w:w="4182" w:type="dxa"/>
+            <w:tcW w:w="4110" w:type="dxa"/>
             <w:gridSpan w:val="2"/>
+            <w:tcBorders>
+              <w:top w:val="nil"/>
+              <w:right w:val="single" w:sz="12" w:space="0" w:color="000000"/>
+            </w:tcBorders>
             <w:vAlign w:val="center"/>
           </w:tcPr>
           <w:p>
             <w:pPr>
-              <w:snapToGrid w:val="0"/>
+              <w:pStyle w:val="Normal"/>
+              <w:suppressAutoHyphens w:val="true"/>
+              <w:snapToGrid w:val="false"/>
+              <w:spacing w:before="0" w:after="0"/>
               <w:jc w:val="both"/>
               <w:rPr>
-                <w:rFonts w:ascii="Times New Roman" w:eastAsia="標楷體" w:hAnsi="Times New Roman" w:cs="Times New Roman"/>
-                <w:sz w:val="28"/>
-                <w:szCs w:val="28"/>
-              </w:rPr>
-            </w:pPr>
+                <w:rFonts w:ascii="Times New Roman" w:hAnsi="Times New Roman" w:eastAsia="標楷體" w:cs="Times New Roman"/>
+                <w:kern w:val="2"/>
+                <w:sz w:val="24"/>
+                <w:szCs w:val="24"/>
+                <w:lang w:val="en-US" w:eastAsia="zh-CN" w:bidi="ar-SA"/>
+              </w:rPr>
+            </w:pPr>
+            <w:r>
+              <w:rPr>
+                <w:rFonts w:ascii="Times New Roman" w:hAnsi="Times New Roman" w:cs="Times New Roman" w:eastAsia="標楷體"/>
+                <w:kern w:val="2"/>
+                <w:sz w:val="24"/>
+                <w:szCs w:val="24"/>
+                <w:lang w:val="en-US" w:eastAsia="zh-CN" w:bidi="ar-SA"/>
+              </w:rPr>
+              <w:t>更改描述文字</w:t>
+            </w:r>
           </w:p>
         </w:tc>
       </w:tr>
       <w:tr>
         <w:trPr>
-          <w:trHeight w:val="624"/>
+          <w:trHeight w:val="3648" w:hRule="atLeast"/>
         </w:trPr>
         <w:tc>
           <w:tcPr>
-            <w:tcW w:w="4181" w:type="dxa"/>
-            <w:gridSpan w:val="2"/>
+            <w:tcW w:w="1470" w:type="dxa"/>
+            <w:tcBorders>
+              <w:left w:val="single" w:sz="12" w:space="0" w:color="000000"/>
+              <w:bottom w:val="single" w:sz="12" w:space="0" w:color="000000"/>
+            </w:tcBorders>
             <w:vAlign w:val="center"/>
           </w:tcPr>
           <w:p>
             <w:pPr>
-              <w:snapToGrid w:val="0"/>
-              <w:jc w:val="both"/>
-              <w:rPr>
-                <w:rFonts w:ascii="Times New Roman" w:eastAsia="標楷體" w:hAnsi="Times New Roman" w:cs="Times New Roman"/>
-                <w:sz w:val="28"/>
-                <w:szCs w:val="28"/>
-              </w:rPr>
-            </w:pPr>
-            <w:r>
-              <w:rPr>
-                <w:rFonts w:ascii="Times New Roman" w:eastAsia="標楷體" w:hAnsi="Times New Roman" w:cs="Times New Roman"/>
-                <w:sz w:val="28"/>
-                <w:szCs w:val="28"/>
-              </w:rPr>
-              <w:t>4.</w:t>
+              <w:pStyle w:val="Normal"/>
+              <w:suppressAutoHyphens w:val="true"/>
+              <w:snapToGrid w:val="false"/>
+              <w:spacing w:before="0" w:after="0"/>
+              <w:jc w:val="center"/>
+              <w:rPr>
+                <w:rFonts w:ascii="Calibri" w:hAnsi="Calibri" w:eastAsia="新細明體" w:cs=""/>
+                <w:kern w:val="2"/>
+                <w:sz w:val="24"/>
+                <w:szCs w:val="24"/>
+                <w:lang w:val="en-US" w:eastAsia="zh-TW" w:bidi="ar-SA"/>
+              </w:rPr>
+            </w:pPr>
+            <w:r>
+              <w:rPr>
+                <w:rFonts w:ascii="Times New Roman" w:hAnsi="Times New Roman" w:cs="Times New Roman" w:eastAsia="標楷體"/>
+                <w:kern w:val="2"/>
+                <w:sz w:val="24"/>
+                <w:szCs w:val="24"/>
+                <w:lang w:val="en-US" w:eastAsia="zh-TW" w:bidi="ar-SA"/>
+              </w:rPr>
+              <w:t>本週感想</w:t>
             </w:r>
           </w:p>
         </w:tc>
         <w:tc>
           <w:tcPr>
-            <w:tcW w:w="4182" w:type="dxa"/>
-            <w:gridSpan w:val="2"/>
+            <w:tcW w:w="6735" w:type="dxa"/>
+            <w:gridSpan w:val="3"/>
+            <w:tcBorders>
+              <w:bottom w:val="single" w:sz="12" w:space="0" w:color="000000"/>
+              <w:right w:val="single" w:sz="12" w:space="0" w:color="000000"/>
+            </w:tcBorders>
             <w:vAlign w:val="center"/>
           </w:tcPr>
           <w:p>
             <w:pPr>
-              <w:snapToGrid w:val="0"/>
-              <w:jc w:val="both"/>
-              <w:rPr>
-                <w:rFonts w:ascii="Times New Roman" w:eastAsia="標楷體" w:hAnsi="Times New Roman" w:cs="Times New Roman"/>
-                <w:sz w:val="28"/>
-                <w:szCs w:val="28"/>
-              </w:rPr>
-            </w:pPr>
-          </w:p>
-        </w:tc>
-      </w:tr>
-      <w:tr>
-        <w:trPr>
-          <w:trHeight w:val="4304"/>
-        </w:trPr>
-        <w:tc>
-          <w:tcPr>
-            <w:tcW w:w="1526" w:type="dxa"/>
-            <w:vAlign w:val="center"/>
-          </w:tcPr>
-          <w:p>
-            <w:pPr>
-              <w:snapToGrid w:val="0"/>
+              <w:pStyle w:val="Normal"/>
+              <w:suppressAutoHyphens w:val="true"/>
+              <w:snapToGrid w:val="false"/>
+              <w:spacing w:before="180" w:after="0"/>
               <w:jc w:val="center"/>
               <w:rPr>
-                <w:rFonts w:ascii="Times New Roman" w:eastAsia="標楷體" w:hAnsi="Times New Roman" w:cs="Times New Roman"/>
-                <w:sz w:val="28"/>
-                <w:szCs w:val="28"/>
-              </w:rPr>
-            </w:pPr>
-            <w:r>
-              <w:rPr>
-                <w:rFonts w:ascii="Times New Roman" w:eastAsia="標楷體" w:hAnsi="Times New Roman" w:cs="Times New Roman"/>
-                <w:sz w:val="28"/>
-                <w:szCs w:val="28"/>
-              </w:rPr>
-              <w:t>本週感想</w:t>
-            </w:r>
-          </w:p>
-        </w:tc>
-        <w:tc>
-          <w:tcPr>
-            <w:tcW w:w="6837" w:type="dxa"/>
-            <w:gridSpan w:val="3"/>
-          </w:tcPr>
-          <w:p>
-            <w:pPr>
-              <w:snapToGrid w:val="0"/>
-              <w:spacing w:beforeLines="50" w:before="180"/>
-              <w:jc w:val="both"/>
-              <w:rPr>
-                <w:rFonts w:ascii="Times New Roman" w:eastAsia="標楷體" w:hAnsi="Times New Roman" w:cs="Times New Roman"/>
-                <w:sz w:val="28"/>
-                <w:szCs w:val="28"/>
-              </w:rPr>
-            </w:pPr>
+                <w:rFonts w:ascii="Times New Roman" w:hAnsi="Times New Roman" w:eastAsia="標楷體" w:cs="Times New Roman"/>
+                <w:kern w:val="2"/>
+                <w:sz w:val="24"/>
+                <w:szCs w:val="24"/>
+                <w:lang w:val="en-US" w:eastAsia="zh-CN" w:bidi="ar-SA"/>
+              </w:rPr>
+            </w:pPr>
+            <w:r>
+              <w:rPr>
+                <w:rFonts w:ascii="Times New Roman" w:hAnsi="Times New Roman" w:cs="Times New Roman" w:eastAsia="標楷體"/>
+                <w:kern w:val="2"/>
+                <w:sz w:val="24"/>
+                <w:szCs w:val="24"/>
+                <w:lang w:val="en-US" w:eastAsia="zh-CN" w:bidi="ar-SA"/>
+              </w:rPr>
+              <w:t>無</w:t>
+            </w:r>
           </w:p>
         </w:tc>
       </w:tr>
     </w:tbl>
     <w:p>
       <w:pPr>
+        <w:pStyle w:val="Normal"/>
         <w:jc w:val="center"/>
-        <w:rPr>
-          <w:rFonts w:ascii="Times New Roman" w:eastAsia="標楷體" w:hAnsi="Times New Roman" w:cs="Times New Roman"/>
-        </w:rPr>
+        <w:rPr/>
       </w:pPr>
+      <w:r>
+        <w:rPr/>
+      </w:r>
     </w:p>
     <w:sectPr>
+      <w:type w:val="nextPage"/>
       <w:pgSz w:w="11906" w:h="16838"/>
-      <w:pgMar w:top="1440" w:right="1800" w:bottom="1440" w:left="1800" w:header="851" w:footer="992" w:gutter="0"/>
-      <w:cols w:space="425"/>
-      <w:docGrid w:type="lines" w:linePitch="360"/>
+      <w:pgMar w:left="1800" w:right="1800" w:gutter="0" w:header="0" w:top="1440" w:footer="0" w:bottom="1440"/>
+      <w:pgNumType w:fmt="decimal"/>
+      <w:formProt w:val="false"/>
+      <w:textDirection w:val="lrTb"/>
+      <w:docGrid w:type="lines" w:linePitch="360" w:charSpace="0"/>
     </w:sectPr>
   </w:body>
 </w:document>
 </file>
 
-<file path=word/endnotes.xml><?xml version="1.0" encoding="utf-8"?>
-<w:endnotes xmlns:wpc="http://schemas.microsoft.com/office/word/2010/wordprocessingCanvas" xmlns:cx="http://schemas.microsoft.com/office/drawing/2014/chartex" xmlns:cx1="http://schemas.microsoft.com/office/drawing/2015/9/8/chartex" xmlns:mc="http://schemas.openxmlformats.org/markup-compatibility/2006" xmlns:o="urn:schemas-microsoft-com:office:office" xmlns:r="http://schemas.openxmlformats.org/officeDocument/2006/relationships" xmlns:m="http://schemas.openxmlformats.org/officeDocument/2006/math" xmlns:v="urn:schemas-microsoft-com:vml" xmlns:wp14="http://schemas.microsoft.com/office/word/2010/wordprocessingDrawing" xmlns:wp="http://schemas.openxmlformats.org/drawingml/2006/wordprocessingDrawing" xmlns:w10="urn:schemas-microsoft-com:office:word" xmlns:w="http://schemas.openxmlformats.org/wordprocessingml/2006/main" xmlns:w14="http://schemas.microsoft.com/office/word/2010/wordml" xmlns:w15="http://schemas.microsoft.com/office/word/2012/wordml" xmlns:w16se="http://schemas.microsoft.com/office/word/2015/wordml/symex" xmlns:wpg="http://schemas.microsoft.com/office/word/2010/wordprocessingGroup" xmlns:wpi="http://schemas.microsoft.com/office/word/2010/wordprocessingInk" xmlns:wne="http://schemas.microsoft.com/office/word/2006/wordml" xmlns:wps="http://schemas.microsoft.com/office/word/2010/wordprocessingShape" mc:Ignorable="w14 w15 w16se wp14">
-  <w:endnote w:type="separator" w:id="-1">
-    <w:p>
-      <w:r>
-        <w:separator/>
-      </w:r>
-    </w:p>
-  </w:endnote>
-  <w:endnote w:type="continuationSeparator" w:id="0">
-    <w:p>
-      <w:r>
-        <w:continuationSeparator/>
-      </w:r>
-    </w:p>
-  </w:endnote>
-</w:endnotes>
-</file>
-
-<file path=word/footnotes.xml><?xml version="1.0" encoding="utf-8"?>
-<w:footnotes xmlns:wpc="http://schemas.microsoft.com/office/word/2010/wordprocessingCanvas" xmlns:cx="http://schemas.microsoft.com/office/drawing/2014/chartex" xmlns:cx1="http://schemas.microsoft.com/office/drawing/2015/9/8/chartex" xmlns:mc="http://schemas.openxmlformats.org/markup-compatibility/2006" xmlns:o="urn:schemas-microsoft-com:office:office" xmlns:r="http://schemas.openxmlformats.org/officeDocument/2006/relationships" xmlns:m="http://schemas.openxmlformats.org/officeDocument/2006/math" xmlns:v="urn:schemas-microsoft-com:vml" xmlns:wp14="http://schemas.microsoft.com/office/word/2010/wordprocessingDrawing" xmlns:wp="http://schemas.openxmlformats.org/drawingml/2006/wordprocessingDrawing" xmlns:w10="urn:schemas-microsoft-com:office:word" xmlns:w="http://schemas.openxmlformats.org/wordprocessingml/2006/main" xmlns:w14="http://schemas.microsoft.com/office/word/2010/wordml" xmlns:w15="http://schemas.microsoft.com/office/word/2012/wordml" xmlns:w16se="http://schemas.microsoft.com/office/word/2015/wordml/symex" xmlns:wpg="http://schemas.microsoft.com/office/word/2010/wordprocessingGroup" xmlns:wpi="http://schemas.microsoft.com/office/word/2010/wordprocessingInk" xmlns:wne="http://schemas.microsoft.com/office/word/2006/wordml" xmlns:wps="http://schemas.microsoft.com/office/word/2010/wordprocessingShape" mc:Ignorable="w14 w15 w16se wp14">
-  <w:footnote w:type="separator" w:id="-1">
-    <w:p>
-      <w:r>
-        <w:separator/>
-      </w:r>
-    </w:p>
-  </w:footnote>
-  <w:footnote w:type="continuationSeparator" w:id="0">
-    <w:p>
-      <w:r>
-        <w:continuationSeparator/>
-      </w:r>
-    </w:p>
-  </w:footnote>
-</w:footnotes>
-</file>
-
 <file path=word/styles.xml><?xml version="1.0" encoding="utf-8"?>
-<w:styles xmlns:mc="http://schemas.openxmlformats.org/markup-compatibility/2006" xmlns:r="http://schemas.openxmlformats.org/officeDocument/2006/relationships" xmlns:w="http://schemas.openxmlformats.org/wordprocessingml/2006/main" xmlns:w14="http://schemas.microsoft.com/office/word/2010/wordml" xmlns:w15="http://schemas.microsoft.com/office/word/2012/wordml" xmlns:w16se="http://schemas.microsoft.com/office/word/2015/wordml/symex" mc:Ignorable="w14 w15 w16se">
+<w:styles xmlns:w="http://schemas.openxmlformats.org/wordprocessingml/2006/main" xmlns:w14="http://schemas.microsoft.com/office/word/2010/wordml" xmlns:mc="http://schemas.openxmlformats.org/markup-compatibility/2006" mc:Ignorable="w14">
   <w:docDefaults>
     <w:rPrDefault>
       <w:rPr>
-        <w:rFonts w:asciiTheme="minorHAnsi" w:eastAsiaTheme="minorEastAsia" w:hAnsiTheme="minorHAnsi" w:cstheme="minorBidi"/>
+        <w:rFonts w:ascii="Calibri" w:hAnsi="Calibri" w:eastAsia="" w:cs="" w:asciiTheme="minorHAnsi" w:cstheme="minorBidi" w:eastAsiaTheme="minorEastAsia" w:hAnsiTheme="minorHAnsi"/>
         <w:kern w:val="2"/>
         <w:sz w:val="24"/>
         <w:szCs w:val="22"/>
         <w:lang w:val="en-US" w:eastAsia="zh-TW" w:bidi="ar-SA"/>
       </w:rPr>
     </w:rPrDefault>
-    <w:pPrDefault/>
+    <w:pPrDefault>
+      <w:pPr>
+        <w:suppressAutoHyphens w:val="true"/>
+      </w:pPr>
+    </w:pPrDefault>
   </w:docDefaults>
   <w:latentStyles w:defLockedState="0" w:defUIPriority="99" w:defSemiHidden="0" w:defUnhideWhenUsed="0" w:defQFormat="0" w:count="371">
     <w:lsdException w:name="Normal" w:uiPriority="0" w:qFormat="1"/>
     <w:lsdException w:name="heading 1" w:uiPriority="9" w:qFormat="1"/>
-    <w:lsdException w:name="heading 2" w:semiHidden="1" w:uiPriority="9" w:unhideWhenUsed="1" w:qFormat="1"/>
-    <w:lsdException w:name="heading 3" w:semiHidden="1" w:uiPriority="9" w:unhideWhenUsed="1" w:qFormat="1"/>
-    <w:lsdException w:name="heading 4" w:semiHidden="1" w:uiPriority="9" w:unhideWhenUsed="1" w:qFormat="1"/>
-    <w:lsdException w:name="heading 5" w:semiHidden="1" w:uiPriority="9" w:unhideWhenUsed="1" w:qFormat="1"/>
-    <w:lsdException w:name="heading 6" w:semiHidden="1" w:uiPriority="9" w:unhideWhenUsed="1" w:qFormat="1"/>
-    <w:lsdException w:name="heading 7" w:semiHidden="1" w:uiPriority="9" w:unhideWhenUsed="1" w:qFormat="1"/>
-    <w:lsdException w:name="heading 8" w:semiHidden="1" w:uiPriority="9" w:unhideWhenUsed="1" w:qFormat="1"/>
-    <w:lsdException w:name="heading 9" w:semiHidden="1" w:uiPriority="9" w:unhideWhenUsed="1" w:qFormat="1"/>
+    <w:lsdException w:name="heading 2" w:uiPriority="9" w:semiHidden="1" w:unhideWhenUsed="1" w:qFormat="1"/>
+    <w:lsdException w:name="heading 3" w:uiPriority="9" w:semiHidden="1" w:unhideWhenUsed="1" w:qFormat="1"/>
+    <w:lsdException w:name="heading 4" w:uiPriority="9" w:semiHidden="1" w:unhideWhenUsed="1" w:qFormat="1"/>
+    <w:lsdException w:name="heading 5" w:uiPriority="9" w:semiHidden="1" w:unhideWhenUsed="1" w:qFormat="1"/>
+    <w:lsdException w:name="heading 6" w:uiPriority="9" w:semiHidden="1" w:unhideWhenUsed="1" w:qFormat="1"/>
+    <w:lsdException w:name="heading 7" w:uiPriority="9" w:semiHidden="1" w:unhideWhenUsed="1" w:qFormat="1"/>
+    <w:lsdException w:name="heading 8" w:uiPriority="9" w:semiHidden="1" w:unhideWhenUsed="1" w:qFormat="1"/>
+    <w:lsdException w:name="heading 9" w:uiPriority="9" w:semiHidden="1" w:unhideWhenUsed="1" w:qFormat="1"/>
     <w:lsdException w:name="index 1" w:semiHidden="1" w:unhideWhenUsed="1"/>
     <w:lsdException w:name="index 2" w:semiHidden="1" w:unhideWhenUsed="1"/>
     <w:lsdException w:name="index 3" w:semiHidden="1" w:unhideWhenUsed="1"/>
@@ -1020,22 +1340,22 @@
     <w:lsdException w:name="index 7" w:semiHidden="1" w:unhideWhenUsed="1"/>
     <w:lsdException w:name="index 8" w:semiHidden="1" w:unhideWhenUsed="1"/>
     <w:lsdException w:name="index 9" w:semiHidden="1" w:unhideWhenUsed="1"/>
-    <w:lsdException w:name="toc 1" w:semiHidden="1" w:uiPriority="39" w:unhideWhenUsed="1"/>
-    <w:lsdException w:name="toc 2" w:semiHidden="1" w:uiPriority="39" w:unhideWhenUsed="1"/>
-    <w:lsdException w:name="toc 3" w:semiHidden="1" w:uiPriority="39" w:unhideWhenUsed="1"/>
-    <w:lsdException w:name="toc 4" w:semiHidden="1" w:uiPriority="39" w:unhideWhenUsed="1"/>
-    <w:lsdException w:name="toc 5" w:semiHidden="1" w:uiPriority="39" w:unhideWhenUsed="1"/>
-    <w:lsdException w:name="toc 6" w:semiHidden="1" w:uiPriority="39" w:unhideWhenUsed="1"/>
-    <w:lsdException w:name="toc 7" w:semiHidden="1" w:uiPriority="39" w:unhideWhenUsed="1"/>
-    <w:lsdException w:name="toc 8" w:semiHidden="1" w:uiPriority="39" w:unhideWhenUsed="1"/>
-    <w:lsdException w:name="toc 9" w:semiHidden="1" w:uiPriority="39" w:unhideWhenUsed="1"/>
+    <w:lsdException w:name="toc 1" w:uiPriority="39" w:semiHidden="1" w:unhideWhenUsed="1"/>
+    <w:lsdException w:name="toc 2" w:uiPriority="39" w:semiHidden="1" w:unhideWhenUsed="1"/>
+    <w:lsdException w:name="toc 3" w:uiPriority="39" w:semiHidden="1" w:unhideWhenUsed="1"/>
+    <w:lsdException w:name="toc 4" w:uiPriority="39" w:semiHidden="1" w:unhideWhenUsed="1"/>
+    <w:lsdException w:name="toc 5" w:uiPriority="39" w:semiHidden="1" w:unhideWhenUsed="1"/>
+    <w:lsdException w:name="toc 6" w:uiPriority="39" w:semiHidden="1" w:unhideWhenUsed="1"/>
+    <w:lsdException w:name="toc 7" w:uiPriority="39" w:semiHidden="1" w:unhideWhenUsed="1"/>
+    <w:lsdException w:name="toc 8" w:uiPriority="39" w:semiHidden="1" w:unhideWhenUsed="1"/>
+    <w:lsdException w:name="toc 9" w:uiPriority="39" w:semiHidden="1" w:unhideWhenUsed="1"/>
     <w:lsdException w:name="Normal Indent" w:semiHidden="1" w:unhideWhenUsed="1"/>
     <w:lsdException w:name="footnote text" w:semiHidden="1" w:unhideWhenUsed="1"/>
     <w:lsdException w:name="annotation text" w:semiHidden="1" w:unhideWhenUsed="1"/>
     <w:lsdException w:name="header" w:semiHidden="1" w:unhideWhenUsed="1"/>
     <w:lsdException w:name="footer" w:semiHidden="1" w:unhideWhenUsed="1"/>
     <w:lsdException w:name="index heading" w:semiHidden="1" w:unhideWhenUsed="1"/>
-    <w:lsdException w:name="caption" w:semiHidden="1" w:uiPriority="35" w:unhideWhenUsed="1" w:qFormat="1"/>
+    <w:lsdException w:name="caption" w:uiPriority="35" w:semiHidden="1" w:unhideWhenUsed="1" w:qFormat="1"/>
     <w:lsdException w:name="table of figures" w:semiHidden="1" w:unhideWhenUsed="1"/>
     <w:lsdException w:name="envelope address" w:semiHidden="1" w:unhideWhenUsed="1"/>
     <w:lsdException w:name="envelope return" w:semiHidden="1" w:unhideWhenUsed="1"/>
@@ -1066,7 +1386,7 @@
     <w:lsdException w:name="Title" w:uiPriority="10" w:qFormat="1"/>
     <w:lsdException w:name="Closing" w:semiHidden="1" w:unhideWhenUsed="1"/>
     <w:lsdException w:name="Signature" w:semiHidden="1" w:unhideWhenUsed="1"/>
-    <w:lsdException w:name="Default Paragraph Font" w:semiHidden="1" w:uiPriority="1" w:unhideWhenUsed="1"/>
+    <w:lsdException w:name="Default Paragraph Font" w:uiPriority="1" w:semiHidden="1" w:unhideWhenUsed="1"/>
     <w:lsdException w:name="Body Text" w:semiHidden="1" w:unhideWhenUsed="1"/>
     <w:lsdException w:name="Body Text Indent" w:semiHidden="1" w:unhideWhenUsed="1"/>
     <w:lsdException w:name="List Continue" w:semiHidden="1" w:unhideWhenUsed="1"/>
@@ -1266,8 +1586,8 @@
     <w:lsdException w:name="Subtle Reference" w:uiPriority="31" w:qFormat="1"/>
     <w:lsdException w:name="Intense Reference" w:uiPriority="32" w:qFormat="1"/>
     <w:lsdException w:name="Book Title" w:uiPriority="33" w:qFormat="1"/>
-    <w:lsdException w:name="Bibliography" w:semiHidden="1" w:uiPriority="37" w:unhideWhenUsed="1"/>
-    <w:lsdException w:name="TOC Heading" w:semiHidden="1" w:uiPriority="39" w:unhideWhenUsed="1" w:qFormat="1"/>
+    <w:lsdException w:name="Bibliography" w:uiPriority="37" w:semiHidden="1" w:unhideWhenUsed="1"/>
+    <w:lsdException w:name="TOC Heading" w:uiPriority="39" w:semiHidden="1" w:unhideWhenUsed="1" w:qFormat="1"/>
     <w:lsdException w:name="Plain Table 1" w:uiPriority="41"/>
     <w:lsdException w:name="Plain Table 2" w:uiPriority="42"/>
     <w:lsdException w:name="Plain Table 3" w:uiPriority="43"/>
@@ -1373,16 +1693,221 @@
     <w:lsdException w:name="List Table 6 Colorful Accent 6" w:uiPriority="51"/>
     <w:lsdException w:name="List Table 7 Colorful Accent 6" w:uiPriority="52"/>
   </w:latentStyles>
-  <w:style w:type="paragraph" w:default="1" w:styleId="a">
+  <w:style w:type="paragraph" w:styleId="Normal" w:default="1">
     <w:name w:val="Normal"/>
     <w:qFormat/>
     <w:pPr>
-      <w:widowControl w:val="0"/>
+      <w:widowControl w:val="false"/>
+      <w:suppressAutoHyphens w:val="true"/>
+      <w:bidi w:val="0"/>
+      <w:spacing w:before="0" w:after="0"/>
+      <w:jc w:val="left"/>
     </w:pPr>
+    <w:rPr>
+      <w:rFonts w:ascii="Calibri" w:hAnsi="Calibri" w:eastAsia="" w:cs="" w:asciiTheme="minorHAnsi" w:cstheme="minorBidi" w:eastAsiaTheme="minorEastAsia" w:hAnsiTheme="minorHAnsi"/>
+      <w:color w:val="auto"/>
+      <w:kern w:val="2"/>
+      <w:sz w:val="24"/>
+      <w:szCs w:val="22"/>
+      <w:lang w:val="en-US" w:eastAsia="zh-TW" w:bidi="ar-SA"/>
+    </w:rPr>
   </w:style>
-  <w:style w:type="character" w:default="1" w:styleId="a0">
+  <w:style w:type="character" w:styleId="DefaultParagraphFont" w:default="1">
     <w:name w:val="Default Paragraph Font"/>
     <w:uiPriority w:val="1"/>
+    <w:semiHidden/>
+    <w:unhideWhenUsed/>
+    <w:rPr/>
+  </w:style>
+  <w:style w:type="character" w:styleId="Style14" w:customStyle="1">
+    <w:name w:val="註解方塊文字 字元"/>
+    <w:basedOn w:val="DefaultParagraphFont"/>
+    <w:link w:val="BalloonText"/>
+    <w:uiPriority w:val="99"/>
+    <w:semiHidden/>
+    <w:rsid w:val="00e63b38"/>
+    <w:rPr>
+      <w:rFonts w:ascii="Cambria" w:hAnsi="Cambria" w:eastAsia="" w:cs="" w:asciiTheme="majorHAnsi" w:cstheme="majorBidi" w:eastAsiaTheme="majorEastAsia" w:hAnsiTheme="majorHAnsi"/>
+      <w:sz w:val="18"/>
+      <w:szCs w:val="18"/>
+    </w:rPr>
+  </w:style>
+  <w:style w:type="character" w:styleId="Style15" w:customStyle="1">
+    <w:name w:val="頁首 字元"/>
+    <w:basedOn w:val="DefaultParagraphFont"/>
+    <w:link w:val="Header"/>
+    <w:uiPriority w:val="99"/>
+    <w:rsid w:val="00652542"/>
+    <w:rPr>
+      <w:sz w:val="20"/>
+      <w:szCs w:val="20"/>
+    </w:rPr>
+  </w:style>
+  <w:style w:type="character" w:styleId="Style16" w:customStyle="1">
+    <w:name w:val="頁尾 字元"/>
+    <w:basedOn w:val="DefaultParagraphFont"/>
+    <w:link w:val="Footer"/>
+    <w:uiPriority w:val="99"/>
+    <w:rsid w:val="00652542"/>
+    <w:rPr>
+      <w:sz w:val="20"/>
+      <w:szCs w:val="20"/>
+    </w:rPr>
+  </w:style>
+  <w:style w:type="paragraph" w:styleId="Heading">
+    <w:name w:val="Heading"/>
+    <w:basedOn w:val="Normal"/>
+    <w:next w:val="BodyText"/>
+    <w:pPr>
+      <w:keepNext w:val="true"/>
+      <w:spacing w:before="240" w:after="120"/>
+    </w:pPr>
+    <w:rPr>
+      <w:rFonts w:ascii="Liberation Sans" w:hAnsi="Liberation Sans" w:eastAsia="Noto Sans CJK SC" w:cs="Noto Sans Devanagari"/>
+      <w:sz w:val="28"/>
+      <w:szCs w:val="28"/>
+    </w:rPr>
+  </w:style>
+  <w:style w:type="paragraph" w:styleId="BodyText">
+    <w:name w:val="Body Text"/>
+    <w:basedOn w:val="Normal"/>
+    <w:pPr>
+      <w:spacing w:lineRule="auto" w:line="276" w:before="0" w:after="140"/>
+    </w:pPr>
+    <w:rPr/>
+  </w:style>
+  <w:style w:type="paragraph" w:styleId="List">
+    <w:name w:val="List"/>
+    <w:basedOn w:val="BodyText"/>
+    <w:pPr/>
+    <w:rPr>
+      <w:rFonts w:cs="Noto Sans Devanagari"/>
+    </w:rPr>
+  </w:style>
+  <w:style w:type="paragraph" w:styleId="Caption">
+    <w:name w:val="caption"/>
+    <w:basedOn w:val="Normal"/>
+    <w:pPr>
+      <w:suppressLineNumbers/>
+      <w:spacing w:before="120" w:after="120"/>
+    </w:pPr>
+    <w:rPr>
+      <w:rFonts w:cs="Noto Sans Devanagari"/>
+      <w:i/>
+      <w:iCs/>
+      <w:sz w:val="24"/>
+      <w:szCs w:val="24"/>
+    </w:rPr>
+  </w:style>
+  <w:style w:type="paragraph" w:styleId="Index">
+    <w:name w:val="Index"/>
+    <w:basedOn w:val="Normal"/>
+    <w:pPr>
+      <w:suppressLineNumbers/>
+    </w:pPr>
+    <w:rPr>
+      <w:rFonts w:cs="Noto Sans Devanagari"/>
+    </w:rPr>
+  </w:style>
+  <w:style w:type="paragraph" w:styleId="BalloonText">
+    <w:name w:val="Balloon Text"/>
+    <w:basedOn w:val="Normal"/>
+    <w:link w:val="Style14"/>
+    <w:uiPriority w:val="99"/>
+    <w:semiHidden/>
+    <w:unhideWhenUsed/>
+    <w:rsid w:val="00e63b38"/>
+    <w:pPr/>
+    <w:rPr>
+      <w:rFonts w:ascii="Cambria" w:hAnsi="Cambria" w:eastAsia="" w:cs="" w:asciiTheme="majorHAnsi" w:cstheme="majorBidi" w:eastAsiaTheme="majorEastAsia" w:hAnsiTheme="majorHAnsi"/>
+      <w:sz w:val="18"/>
+      <w:szCs w:val="18"/>
+    </w:rPr>
+  </w:style>
+  <w:style w:type="paragraph" w:styleId="HeaderandFooter">
+    <w:name w:val="Header and Footer"/>
+    <w:basedOn w:val="Normal"/>
+    <w:pPr/>
+    <w:rPr/>
+  </w:style>
+  <w:style w:type="paragraph" w:styleId="Header">
+    <w:name w:val="header"/>
+    <w:basedOn w:val="Normal"/>
+    <w:link w:val="Style15"/>
+    <w:uiPriority w:val="99"/>
+    <w:unhideWhenUsed/>
+    <w:rsid w:val="00652542"/>
+    <w:pPr>
+      <w:tabs>
+        <w:tab w:val="clear" w:pos="480"/>
+        <w:tab w:val="center" w:pos="4153" w:leader="none"/>
+        <w:tab w:val="right" w:pos="8306" w:leader="none"/>
+      </w:tabs>
+      <w:snapToGrid w:val="false"/>
+    </w:pPr>
+    <w:rPr>
+      <w:sz w:val="20"/>
+      <w:szCs w:val="20"/>
+    </w:rPr>
+  </w:style>
+  <w:style w:type="paragraph" w:styleId="Footer">
+    <w:name w:val="footer"/>
+    <w:basedOn w:val="Normal"/>
+    <w:link w:val="Style16"/>
+    <w:uiPriority w:val="99"/>
+    <w:unhideWhenUsed/>
+    <w:rsid w:val="00652542"/>
+    <w:pPr>
+      <w:tabs>
+        <w:tab w:val="clear" w:pos="480"/>
+        <w:tab w:val="center" w:pos="4153" w:leader="none"/>
+        <w:tab w:val="right" w:pos="8306" w:leader="none"/>
+      </w:tabs>
+      <w:snapToGrid w:val="false"/>
+    </w:pPr>
+    <w:rPr>
+      <w:sz w:val="20"/>
+      <w:szCs w:val="20"/>
+    </w:rPr>
+  </w:style>
+  <w:style w:type="paragraph" w:styleId="TableContents">
+    <w:name w:val="Table Contents"/>
+    <w:basedOn w:val="Normal"/>
+    <w:pPr>
+      <w:widowControl w:val="false"/>
+      <w:suppressLineNumbers/>
+    </w:pPr>
+    <w:rPr/>
+  </w:style>
+  <w:style w:type="paragraph" w:styleId="TableHeading">
+    <w:name w:val="Table Heading"/>
+    <w:basedOn w:val="TableContents"/>
+    <w:pPr>
+      <w:suppressLineNumbers/>
+      <w:jc w:val="center"/>
+    </w:pPr>
+    <w:rPr>
+      <w:b/>
+      <w:bCs/>
+    </w:rPr>
+  </w:style>
+  <w:style w:type="paragraph" w:styleId="Title">
+    <w:name w:val="Title"/>
+    <w:basedOn w:val="Heading"/>
+    <w:next w:val="BodyText"/>
+    <w:pPr>
+      <w:jc w:val="center"/>
+    </w:pPr>
+    <w:rPr>
+      <w:b/>
+      <w:bCs/>
+      <w:sz w:val="56"/>
+      <w:szCs w:val="56"/>
+    </w:rPr>
+  </w:style>
+  <w:style w:type="numbering" w:styleId="NoList" w:default="1">
+    <w:name w:val="No List"/>
+    <w:uiPriority w:val="99"/>
     <w:semiHidden/>
     <w:unhideWhenUsed/>
   </w:style>
@@ -1392,7 +1917,6 @@
     <w:semiHidden/>
     <w:unhideWhenUsed/>
     <w:tblPr>
-      <w:tblInd w:w="0" w:type="dxa"/>
       <w:tblCellMar>
         <w:top w:w="0" w:type="dxa"/>
         <w:left w:w="108" w:type="dxa"/>
@@ -1401,127 +1925,34 @@
       </w:tblCellMar>
     </w:tblPr>
   </w:style>
-  <w:style w:type="numbering" w:default="1" w:styleId="a2">
-    <w:name w:val="No List"/>
-    <w:uiPriority w:val="99"/>
-    <w:semiHidden/>
-    <w:unhideWhenUsed/>
-  </w:style>
-  <w:style w:type="paragraph" w:styleId="a3">
-    <w:name w:val="Balloon Text"/>
-    <w:basedOn w:val="a"/>
-    <w:link w:val="a4"/>
-    <w:uiPriority w:val="99"/>
-    <w:semiHidden/>
-    <w:unhideWhenUsed/>
-    <w:rsid w:val="00E63B38"/>
-    <w:rPr>
-      <w:rFonts w:asciiTheme="majorHAnsi" w:eastAsiaTheme="majorEastAsia" w:hAnsiTheme="majorHAnsi" w:cstheme="majorBidi"/>
-      <w:sz w:val="18"/>
-      <w:szCs w:val="18"/>
-    </w:rPr>
-  </w:style>
-  <w:style w:type="character" w:customStyle="1" w:styleId="a4">
-    <w:name w:val="註解方塊文字 字元"/>
-    <w:basedOn w:val="a0"/>
-    <w:link w:val="a3"/>
-    <w:uiPriority w:val="99"/>
-    <w:semiHidden/>
-    <w:rsid w:val="00E63B38"/>
-    <w:rPr>
-      <w:rFonts w:asciiTheme="majorHAnsi" w:eastAsiaTheme="majorEastAsia" w:hAnsiTheme="majorHAnsi" w:cstheme="majorBidi"/>
-      <w:sz w:val="18"/>
-      <w:szCs w:val="18"/>
-    </w:rPr>
-  </w:style>
   <w:style w:type="table" w:styleId="a5">
     <w:name w:val="Table Grid"/>
     <w:basedOn w:val="a1"/>
     <w:uiPriority w:val="59"/>
-    <w:rsid w:val="004B5A21"/>
+    <w:rsid w:val="004b5a21"/>
     <w:tblPr>
       <w:tblBorders>
-        <w:top w:val="single" w:sz="4" w:space="0" w:color="auto"/>
-        <w:left w:val="single" w:sz="4" w:space="0" w:color="auto"/>
-        <w:bottom w:val="single" w:sz="4" w:space="0" w:color="auto"/>
-        <w:right w:val="single" w:sz="4" w:space="0" w:color="auto"/>
-        <w:insideH w:val="single" w:sz="4" w:space="0" w:color="auto"/>
-        <w:insideV w:val="single" w:sz="4" w:space="0" w:color="auto"/>
+        <w:top w:val="single" w:color="auto" w:sz="4" w:space="0"/>
+        <w:left w:val="single" w:color="auto" w:sz="4" w:space="0"/>
+        <w:bottom w:val="single" w:color="auto" w:sz="4" w:space="0"/>
+        <w:right w:val="single" w:color="auto" w:sz="4" w:space="0"/>
+        <w:insideH w:val="single" w:color="auto" w:sz="4" w:space="0"/>
+        <w:insideV w:val="single" w:color="auto" w:sz="4" w:space="0"/>
       </w:tblBorders>
     </w:tblPr>
-  </w:style>
-  <w:style w:type="paragraph" w:styleId="a6">
-    <w:name w:val="header"/>
-    <w:basedOn w:val="a"/>
-    <w:link w:val="a7"/>
-    <w:uiPriority w:val="99"/>
-    <w:unhideWhenUsed/>
-    <w:rsid w:val="00652542"/>
-    <w:pPr>
-      <w:tabs>
-        <w:tab w:val="center" w:pos="4153"/>
-        <w:tab w:val="right" w:pos="8306"/>
-      </w:tabs>
-      <w:snapToGrid w:val="0"/>
-    </w:pPr>
-    <w:rPr>
-      <w:sz w:val="20"/>
-      <w:szCs w:val="20"/>
-    </w:rPr>
-  </w:style>
-  <w:style w:type="character" w:customStyle="1" w:styleId="a7">
-    <w:name w:val="頁首 字元"/>
-    <w:basedOn w:val="a0"/>
-    <w:link w:val="a6"/>
-    <w:uiPriority w:val="99"/>
-    <w:rsid w:val="00652542"/>
-    <w:rPr>
-      <w:sz w:val="20"/>
-      <w:szCs w:val="20"/>
-    </w:rPr>
-  </w:style>
-  <w:style w:type="paragraph" w:styleId="a8">
-    <w:name w:val="footer"/>
-    <w:basedOn w:val="a"/>
-    <w:link w:val="a9"/>
-    <w:uiPriority w:val="99"/>
-    <w:unhideWhenUsed/>
-    <w:rsid w:val="00652542"/>
-    <w:pPr>
-      <w:tabs>
-        <w:tab w:val="center" w:pos="4153"/>
-        <w:tab w:val="right" w:pos="8306"/>
-      </w:tabs>
-      <w:snapToGrid w:val="0"/>
-    </w:pPr>
-    <w:rPr>
-      <w:sz w:val="20"/>
-      <w:szCs w:val="20"/>
-    </w:rPr>
-  </w:style>
-  <w:style w:type="character" w:customStyle="1" w:styleId="a9">
-    <w:name w:val="頁尾 字元"/>
-    <w:basedOn w:val="a0"/>
-    <w:link w:val="a8"/>
-    <w:uiPriority w:val="99"/>
-    <w:rsid w:val="00652542"/>
-    <w:rPr>
-      <w:sz w:val="20"/>
-      <w:szCs w:val="20"/>
-    </w:rPr>
   </w:style>
 </w:styles>
 </file>
 
 <file path=word/theme/theme1.xml><?xml version="1.0" encoding="utf-8"?>
-<a:theme xmlns:a="http://schemas.openxmlformats.org/drawingml/2006/main" name="Office 佈景主題">
+<a:theme xmlns:a="http://schemas.openxmlformats.org/drawingml/2006/main" xmlns:r="http://schemas.openxmlformats.org/officeDocument/2006/relationships" name="Office 佈景主題">
   <a:themeElements>
     <a:clrScheme name="Office">
       <a:dk1>
-        <a:sysClr val="windowText" lastClr="000000"/>
+        <a:srgbClr val="000000"/>
       </a:dk1>
       <a:lt1>
-        <a:sysClr val="window" lastClr="FFFFFF"/>
+        <a:srgbClr val="FFFFFF"/>
       </a:lt1>
       <a:dk2>
         <a:srgbClr val="1F497D"/>
@@ -1556,7 +1987,7 @@
     </a:clrScheme>
     <a:fontScheme name="Office">
       <a:majorFont>
-        <a:latin typeface="Cambria"/>
+        <a:latin typeface="Cambria" pitchFamily="0" charset="1"/>
         <a:ea typeface=""/>
         <a:cs typeface=""/>
         <a:font script="Jpan" typeface="ＭＳ ゴシック"/>
@@ -1591,7 +2022,7 @@
         <a:font script="Geor" typeface="Sylfaen"/>
       </a:majorFont>
       <a:minorFont>
-        <a:latin typeface="Calibri"/>
+        <a:latin typeface="Calibri" pitchFamily="0" charset="1"/>
         <a:ea typeface=""/>
         <a:cs typeface=""/>
         <a:font script="Jpan" typeface="ＭＳ 明朝"/>
@@ -1626,174 +2057,124 @@
         <a:font script="Geor" typeface="Sylfaen"/>
       </a:minorFont>
     </a:fontScheme>
-    <a:fmtScheme name="Office">
+    <a:fmtScheme>
       <a:fillStyleLst>
         <a:solidFill>
           <a:schemeClr val="phClr"/>
         </a:solidFill>
-        <a:gradFill rotWithShape="1">
+        <a:gradFill>
           <a:gsLst>
             <a:gs pos="0">
               <a:schemeClr val="phClr">
                 <a:tint val="50000"/>
-                <a:satMod val="300000"/>
               </a:schemeClr>
             </a:gs>
             <a:gs pos="35000">
               <a:schemeClr val="phClr">
                 <a:tint val="37000"/>
-                <a:satMod val="300000"/>
               </a:schemeClr>
             </a:gs>
             <a:gs pos="100000">
               <a:schemeClr val="phClr">
                 <a:tint val="15000"/>
-                <a:satMod val="350000"/>
               </a:schemeClr>
             </a:gs>
           </a:gsLst>
           <a:lin ang="16200000" scaled="1"/>
+          <a:tileRect l="0" t="0" r="0" b="0"/>
         </a:gradFill>
-        <a:gradFill rotWithShape="1">
+        <a:gradFill>
           <a:gsLst>
             <a:gs pos="0">
               <a:schemeClr val="phClr">
                 <a:shade val="51000"/>
-                <a:satMod val="130000"/>
               </a:schemeClr>
             </a:gs>
             <a:gs pos="80000">
               <a:schemeClr val="phClr">
                 <a:shade val="93000"/>
-                <a:satMod val="130000"/>
               </a:schemeClr>
             </a:gs>
             <a:gs pos="100000">
               <a:schemeClr val="phClr">
                 <a:shade val="94000"/>
-                <a:satMod val="135000"/>
               </a:schemeClr>
             </a:gs>
           </a:gsLst>
           <a:lin ang="16200000" scaled="0"/>
+          <a:tileRect l="0" t="0" r="0" b="0"/>
         </a:gradFill>
       </a:fillStyleLst>
       <a:lnStyleLst>
         <a:ln w="9525" cap="flat" cmpd="sng" algn="ctr">
-          <a:solidFill>
-            <a:schemeClr val="phClr">
-              <a:shade val="95000"/>
-              <a:satMod val="105000"/>
-            </a:schemeClr>
-          </a:solidFill>
           <a:prstDash val="solid"/>
         </a:ln>
         <a:ln w="25400" cap="flat" cmpd="sng" algn="ctr">
-          <a:solidFill>
-            <a:schemeClr val="phClr"/>
-          </a:solidFill>
           <a:prstDash val="solid"/>
         </a:ln>
         <a:ln w="38100" cap="flat" cmpd="sng" algn="ctr">
-          <a:solidFill>
-            <a:schemeClr val="phClr"/>
-          </a:solidFill>
           <a:prstDash val="solid"/>
         </a:ln>
       </a:lnStyleLst>
       <a:effectStyleLst>
         <a:effectStyle>
-          <a:effectLst>
-            <a:outerShdw blurRad="40000" dist="20000" dir="5400000" rotWithShape="0">
-              <a:srgbClr val="000000">
-                <a:alpha val="38000"/>
-              </a:srgbClr>
-            </a:outerShdw>
-          </a:effectLst>
+          <a:effectLst/>
         </a:effectStyle>
         <a:effectStyle>
-          <a:effectLst>
-            <a:outerShdw blurRad="40000" dist="23000" dir="5400000" rotWithShape="0">
-              <a:srgbClr val="000000">
-                <a:alpha val="35000"/>
-              </a:srgbClr>
-            </a:outerShdw>
-          </a:effectLst>
+          <a:effectLst/>
         </a:effectStyle>
         <a:effectStyle>
-          <a:effectLst>
-            <a:outerShdw blurRad="40000" dist="23000" dir="5400000" rotWithShape="0">
-              <a:srgbClr val="000000">
-                <a:alpha val="35000"/>
-              </a:srgbClr>
-            </a:outerShdw>
-          </a:effectLst>
-          <a:scene3d>
-            <a:camera prst="orthographicFront">
-              <a:rot lat="0" lon="0" rev="0"/>
-            </a:camera>
-            <a:lightRig rig="threePt" dir="t">
-              <a:rot lat="0" lon="0" rev="1200000"/>
-            </a:lightRig>
-          </a:scene3d>
-          <a:sp3d>
-            <a:bevelT w="63500" h="25400"/>
-          </a:sp3d>
+          <a:effectLst/>
         </a:effectStyle>
       </a:effectStyleLst>
       <a:bgFillStyleLst>
         <a:solidFill>
           <a:schemeClr val="phClr"/>
         </a:solidFill>
-        <a:gradFill rotWithShape="1">
+        <a:gradFill>
           <a:gsLst>
             <a:gs pos="0">
               <a:schemeClr val="phClr">
                 <a:tint val="40000"/>
-                <a:satMod val="350000"/>
               </a:schemeClr>
             </a:gs>
             <a:gs pos="40000">
               <a:schemeClr val="phClr">
                 <a:tint val="45000"/>
                 <a:shade val="99000"/>
-                <a:satMod val="350000"/>
               </a:schemeClr>
             </a:gs>
             <a:gs pos="100000">
               <a:schemeClr val="phClr">
                 <a:shade val="20000"/>
-                <a:satMod val="255000"/>
               </a:schemeClr>
             </a:gs>
           </a:gsLst>
           <a:path path="circle">
             <a:fillToRect l="50000" t="-80000" r="50000" b="180000"/>
           </a:path>
+          <a:tileRect l="0" t="0" r="0" b="0"/>
         </a:gradFill>
-        <a:gradFill rotWithShape="1">
+        <a:gradFill>
           <a:gsLst>
             <a:gs pos="0">
               <a:schemeClr val="phClr">
                 <a:tint val="80000"/>
-                <a:satMod val="300000"/>
               </a:schemeClr>
             </a:gs>
             <a:gs pos="100000">
               <a:schemeClr val="phClr">
                 <a:shade val="30000"/>
-                <a:satMod val="200000"/>
               </a:schemeClr>
             </a:gs>
           </a:gsLst>
           <a:path path="circle">
             <a:fillToRect l="50000" t="50000" r="50000" b="50000"/>
           </a:path>
+          <a:tileRect l="0" t="0" r="0" b="0"/>
         </a:gradFill>
       </a:bgFillStyleLst>
     </a:fmtScheme>
   </a:themeElements>
-  <a:objectDefaults/>
-  <a:extraClrSchemeLst/>
 </a:theme>
 </file>
--- a/report/專題製作週進度表_第04週_第1組.docx
+++ b/report/專題製作週進度表_第04週_第1組.docx
@@ -1254,9 +1254,10 @@
             <w:pPr>
               <w:pStyle w:val="Normal"/>
               <w:suppressAutoHyphens w:val="true"/>
+              <w:bidi w:val="0"/>
               <w:snapToGrid w:val="false"/>
               <w:spacing w:before="180" w:after="0"/>
-              <w:jc w:val="center"/>
+              <w:jc w:val="left"/>
               <w:rPr>
                 <w:rFonts w:ascii="Times New Roman" w:hAnsi="Times New Roman" w:eastAsia="標楷體" w:cs="Times New Roman"/>
                 <w:kern w:val="2"/>
@@ -1273,7 +1274,7 @@
                 <w:szCs w:val="24"/>
                 <w:lang w:val="en-US" w:eastAsia="zh-CN" w:bidi="ar-SA"/>
               </w:rPr>
-              <w:t>無</w:t>
+              <w:t>平常都是透過通話或訊息來溝通合作，這禮拜專題課總算有三個人一起製作的時候，軟硬一起交流，撰寫手冊者也能馬上問過程細節，快速而且方便許多。</w:t>
             </w:r>
           </w:p>
         </w:tc>
